--- a/Documentation.docx
+++ b/Documentation.docx
@@ -1247,7 +1247,1529 @@
         </w:rPr>
       </w:pPr>
     </w:p>
+    <w:p>
+      <w:pPr>
+        <w:pStyle w:val="1"/>
+        <w:rPr>
+          <w:b/>
+          <w:bCs/>
+          <w:sz w:val="36"/>
+          <w:szCs w:val="36"/>
+        </w:rPr>
+      </w:pPr>
+      <w:bookmarkStart w:id="0" w:name="_Toc225193081"/>
+      <w:r>
+        <w:rPr>
+          <w:b/>
+          <w:bCs/>
+          <w:sz w:val="36"/>
+          <w:szCs w:val="36"/>
+        </w:rPr>
+        <w:t>1</w:t>
+      </w:r>
+      <w:r>
+        <w:rPr>
+          <w:b/>
+          <w:bCs/>
+          <w:sz w:val="36"/>
+          <w:szCs w:val="36"/>
+        </w:rPr>
+        <w:t xml:space="preserve">. </w:t>
+      </w:r>
+      <w:r>
+        <w:rPr>
+          <w:rStyle w:val="10"/>
+          <w:sz w:val="36"/>
+          <w:szCs w:val="36"/>
+        </w:rPr>
+        <w:t>АВТОРИ И РОЛИ</w:t>
+      </w:r>
+      <w:bookmarkEnd w:id="0"/>
+    </w:p>
+    <w:p>
+      <w:pPr>
+        <w:numPr>
+          <w:ilvl w:val="0"/>
+          <w:numId w:val="1"/>
+        </w:numPr>
+        <w:rPr>
+          <w:sz w:val="28"/>
+          <w:szCs w:val="28"/>
+        </w:rPr>
+      </w:pPr>
+      <w:proofErr w:type="spellStart"/>
+      <w:r>
+        <w:rPr>
+          <w:sz w:val="28"/>
+          <w:szCs w:val="28"/>
+        </w:rPr>
+        <w:t>Р</w:t>
+      </w:r>
+      <w:r>
+        <w:rPr>
+          <w:b/>
+          <w:bCs/>
+          <w:sz w:val="28"/>
+          <w:szCs w:val="28"/>
+        </w:rPr>
+        <w:t>Scrum</w:t>
+      </w:r>
+      <w:proofErr w:type="spellEnd"/>
+      <w:r>
+        <w:rPr>
+          <w:b/>
+          <w:bCs/>
+          <w:sz w:val="28"/>
+          <w:szCs w:val="28"/>
+        </w:rPr>
+        <w:t xml:space="preserve"> </w:t>
+      </w:r>
+      <w:proofErr w:type="spellStart"/>
+      <w:r>
+        <w:rPr>
+          <w:b/>
+          <w:bCs/>
+          <w:sz w:val="28"/>
+          <w:szCs w:val="28"/>
+        </w:rPr>
+        <w:t>Trainer</w:t>
+      </w:r>
+      <w:proofErr w:type="spellEnd"/>
+      <w:r>
+        <w:rPr>
+          <w:b/>
+          <w:bCs/>
+          <w:sz w:val="28"/>
+          <w:szCs w:val="28"/>
+        </w:rPr>
+        <w:t>:</w:t>
+      </w:r>
+      <w:r>
+        <w:rPr>
+          <w:sz w:val="28"/>
+          <w:szCs w:val="28"/>
+        </w:rPr>
+        <w:t xml:space="preserve"> [</w:t>
+      </w:r>
+      <w:r>
+        <w:rPr>
+          <w:sz w:val="28"/>
+          <w:szCs w:val="28"/>
+        </w:rPr>
+        <w:t>Тимур Сюняев</w:t>
+      </w:r>
+      <w:r>
+        <w:rPr>
+          <w:sz w:val="28"/>
+          <w:szCs w:val="28"/>
+        </w:rPr>
+        <w:t xml:space="preserve">] – </w:t>
+      </w:r>
+      <w:proofErr w:type="spellStart"/>
+      <w:r>
+        <w:rPr>
+          <w:sz w:val="28"/>
+          <w:szCs w:val="28"/>
+        </w:rPr>
+        <w:t>Ръководител</w:t>
+      </w:r>
+      <w:proofErr w:type="spellEnd"/>
+      <w:r>
+        <w:rPr>
+          <w:sz w:val="28"/>
+          <w:szCs w:val="28"/>
+        </w:rPr>
+        <w:t xml:space="preserve">, координация, </w:t>
+      </w:r>
+      <w:proofErr w:type="spellStart"/>
+      <w:r>
+        <w:rPr>
+          <w:sz w:val="28"/>
+          <w:szCs w:val="28"/>
+        </w:rPr>
+        <w:t>срокове</w:t>
+      </w:r>
+      <w:proofErr w:type="spellEnd"/>
+      <w:r>
+        <w:rPr>
+          <w:sz w:val="28"/>
+          <w:szCs w:val="28"/>
+        </w:rPr>
+        <w:t xml:space="preserve"> и </w:t>
+      </w:r>
+      <w:proofErr w:type="spellStart"/>
+      <w:r>
+        <w:rPr>
+          <w:sz w:val="28"/>
+          <w:szCs w:val="28"/>
+        </w:rPr>
+        <w:t>GitHub</w:t>
+      </w:r>
+      <w:proofErr w:type="spellEnd"/>
+      <w:r>
+        <w:rPr>
+          <w:sz w:val="28"/>
+          <w:szCs w:val="28"/>
+        </w:rPr>
+        <w:t xml:space="preserve"> администрация.</w:t>
+      </w:r>
+    </w:p>
+    <w:p>
+      <w:pPr>
+        <w:numPr>
+          <w:ilvl w:val="0"/>
+          <w:numId w:val="1"/>
+        </w:numPr>
+        <w:rPr>
+          <w:sz w:val="28"/>
+          <w:szCs w:val="28"/>
+        </w:rPr>
+      </w:pPr>
+      <w:proofErr w:type="spellStart"/>
+      <w:r>
+        <w:rPr>
+          <w:b/>
+          <w:bCs/>
+          <w:sz w:val="28"/>
+          <w:szCs w:val="28"/>
+        </w:rPr>
+        <w:t>Backend</w:t>
+      </w:r>
+      <w:proofErr w:type="spellEnd"/>
+      <w:r>
+        <w:rPr>
+          <w:b/>
+          <w:bCs/>
+          <w:sz w:val="28"/>
+          <w:szCs w:val="28"/>
+        </w:rPr>
+        <w:t xml:space="preserve"> Developer:</w:t>
+      </w:r>
+      <w:r>
+        <w:rPr>
+          <w:sz w:val="28"/>
+          <w:szCs w:val="28"/>
+        </w:rPr>
+        <w:t xml:space="preserve"> [</w:t>
+      </w:r>
+      <w:r>
+        <w:rPr>
+          <w:sz w:val="28"/>
+          <w:szCs w:val="28"/>
+        </w:rPr>
+        <w:t>Сергей Романченко</w:t>
+      </w:r>
+      <w:r>
+        <w:rPr>
+          <w:sz w:val="28"/>
+          <w:szCs w:val="28"/>
+        </w:rPr>
+        <w:t xml:space="preserve">] – Логика на </w:t>
+      </w:r>
+      <w:proofErr w:type="spellStart"/>
+      <w:r>
+        <w:rPr>
+          <w:sz w:val="28"/>
+          <w:szCs w:val="28"/>
+        </w:rPr>
+        <w:t>приложението</w:t>
+      </w:r>
+      <w:proofErr w:type="spellEnd"/>
+      <w:r>
+        <w:rPr>
+          <w:sz w:val="28"/>
+          <w:szCs w:val="28"/>
+        </w:rPr>
+        <w:t xml:space="preserve">, работа с </w:t>
+      </w:r>
+      <w:proofErr w:type="spellStart"/>
+      <w:r>
+        <w:rPr>
+          <w:sz w:val="28"/>
+          <w:szCs w:val="28"/>
+        </w:rPr>
+        <w:t>файлове</w:t>
+      </w:r>
+      <w:proofErr w:type="spellEnd"/>
+      <w:r>
+        <w:rPr>
+          <w:sz w:val="28"/>
+          <w:szCs w:val="28"/>
+        </w:rPr>
+        <w:t xml:space="preserve"> и </w:t>
+      </w:r>
+      <w:proofErr w:type="spellStart"/>
+      <w:r>
+        <w:rPr>
+          <w:sz w:val="28"/>
+          <w:szCs w:val="28"/>
+        </w:rPr>
+        <w:t>алгоритми</w:t>
+      </w:r>
+      <w:proofErr w:type="spellEnd"/>
+      <w:r>
+        <w:rPr>
+          <w:sz w:val="28"/>
+          <w:szCs w:val="28"/>
+        </w:rPr>
+        <w:t>.</w:t>
+      </w:r>
+    </w:p>
+    <w:p>
+      <w:pPr>
+        <w:numPr>
+          <w:ilvl w:val="0"/>
+          <w:numId w:val="1"/>
+        </w:numPr>
+        <w:rPr>
+          <w:sz w:val="28"/>
+          <w:szCs w:val="28"/>
+        </w:rPr>
+      </w:pPr>
+      <w:proofErr w:type="spellStart"/>
+      <w:r>
+        <w:rPr>
+          <w:b/>
+          <w:bCs/>
+          <w:sz w:val="28"/>
+          <w:szCs w:val="28"/>
+        </w:rPr>
+        <w:t>Frontend</w:t>
+      </w:r>
+      <w:proofErr w:type="spellEnd"/>
+      <w:r>
+        <w:rPr>
+          <w:b/>
+          <w:bCs/>
+          <w:sz w:val="28"/>
+          <w:szCs w:val="28"/>
+        </w:rPr>
+        <w:t xml:space="preserve"> Developer:</w:t>
+      </w:r>
+      <w:r>
+        <w:rPr>
+          <w:sz w:val="28"/>
+          <w:szCs w:val="28"/>
+        </w:rPr>
+        <w:t xml:space="preserve"> [</w:t>
+      </w:r>
+      <w:r>
+        <w:rPr>
+          <w:sz w:val="28"/>
+          <w:szCs w:val="28"/>
+        </w:rPr>
+        <w:t>Даниил Зарубин</w:t>
+      </w:r>
+      <w:r>
+        <w:rPr>
+          <w:sz w:val="28"/>
+          <w:szCs w:val="28"/>
+        </w:rPr>
+        <w:t xml:space="preserve">] – </w:t>
+      </w:r>
+      <w:proofErr w:type="spellStart"/>
+      <w:r>
+        <w:rPr>
+          <w:sz w:val="28"/>
+          <w:szCs w:val="28"/>
+        </w:rPr>
+        <w:t>Потребителски</w:t>
+      </w:r>
+      <w:proofErr w:type="spellEnd"/>
+      <w:r>
+        <w:rPr>
+          <w:sz w:val="28"/>
+          <w:szCs w:val="28"/>
+        </w:rPr>
+        <w:t xml:space="preserve"> интерфейс (</w:t>
+      </w:r>
+      <w:proofErr w:type="spellStart"/>
+      <w:r>
+        <w:rPr>
+          <w:sz w:val="28"/>
+          <w:szCs w:val="28"/>
+        </w:rPr>
+        <w:t>конзолно</w:t>
+      </w:r>
+      <w:proofErr w:type="spellEnd"/>
+      <w:r>
+        <w:rPr>
+          <w:sz w:val="28"/>
+          <w:szCs w:val="28"/>
+        </w:rPr>
+        <w:t xml:space="preserve"> меню) и визуализация.</w:t>
+      </w:r>
+    </w:p>
+    <w:p>
+      <w:pPr>
+        <w:numPr>
+          <w:ilvl w:val="0"/>
+          <w:numId w:val="1"/>
+        </w:numPr>
+        <w:rPr>
+          <w:sz w:val="28"/>
+          <w:szCs w:val="28"/>
+        </w:rPr>
+      </w:pPr>
+      <w:proofErr w:type="spellStart"/>
+      <w:r>
+        <w:rPr>
+          <w:b/>
+          <w:bCs/>
+          <w:sz w:val="28"/>
+          <w:szCs w:val="28"/>
+        </w:rPr>
+        <w:t>Backend</w:t>
+      </w:r>
+      <w:proofErr w:type="spellEnd"/>
+      <w:r>
+        <w:rPr>
+          <w:b/>
+          <w:bCs/>
+          <w:sz w:val="28"/>
+          <w:szCs w:val="28"/>
+        </w:rPr>
+        <w:t xml:space="preserve"> Developer:</w:t>
+      </w:r>
+      <w:r>
+        <w:rPr>
+          <w:sz w:val="28"/>
+          <w:szCs w:val="28"/>
+        </w:rPr>
+        <w:t xml:space="preserve"> [</w:t>
+      </w:r>
+      <w:r>
+        <w:rPr>
+          <w:sz w:val="28"/>
+          <w:szCs w:val="28"/>
+        </w:rPr>
+        <w:t xml:space="preserve">Тимофей </w:t>
+      </w:r>
+      <w:proofErr w:type="spellStart"/>
+      <w:r>
+        <w:rPr>
+          <w:sz w:val="28"/>
+          <w:szCs w:val="28"/>
+        </w:rPr>
+        <w:t>Солодинов</w:t>
+      </w:r>
+      <w:proofErr w:type="spellEnd"/>
+      <w:r>
+        <w:rPr>
+          <w:sz w:val="28"/>
+          <w:szCs w:val="28"/>
+        </w:rPr>
+        <w:t xml:space="preserve">] – Логика на </w:t>
+      </w:r>
+      <w:proofErr w:type="spellStart"/>
+      <w:r>
+        <w:rPr>
+          <w:sz w:val="28"/>
+          <w:szCs w:val="28"/>
+        </w:rPr>
+        <w:t>приложението</w:t>
+      </w:r>
+      <w:proofErr w:type="spellEnd"/>
+      <w:r>
+        <w:rPr>
+          <w:sz w:val="28"/>
+          <w:szCs w:val="28"/>
+        </w:rPr>
+        <w:t xml:space="preserve">, работа с </w:t>
+      </w:r>
+      <w:proofErr w:type="spellStart"/>
+      <w:r>
+        <w:rPr>
+          <w:sz w:val="28"/>
+          <w:szCs w:val="28"/>
+        </w:rPr>
+        <w:t>файлове</w:t>
+      </w:r>
+      <w:proofErr w:type="spellEnd"/>
+      <w:r>
+        <w:rPr>
+          <w:sz w:val="28"/>
+          <w:szCs w:val="28"/>
+        </w:rPr>
+        <w:t xml:space="preserve"> и </w:t>
+      </w:r>
+      <w:proofErr w:type="spellStart"/>
+      <w:r>
+        <w:rPr>
+          <w:sz w:val="28"/>
+          <w:szCs w:val="28"/>
+        </w:rPr>
+        <w:t>алгоритми</w:t>
+      </w:r>
+      <w:proofErr w:type="spellEnd"/>
+      <w:r>
+        <w:rPr>
+          <w:sz w:val="28"/>
+          <w:szCs w:val="28"/>
+        </w:rPr>
+        <w:t>.</w:t>
+      </w:r>
+    </w:p>
+    <w:p>
+      <w:pPr>
+        <w:spacing w:after="0" w:line="240" w:lineRule="auto"/>
+        <w:rPr>
+          <w:rFonts w:ascii="Times New Roman" w:eastAsia="Times New Roman" w:hAnsi="Times New Roman" w:cs="Times New Roman"/>
+          <w:kern w:val="0"/>
+          <w:sz w:val="24"/>
+          <w:szCs w:val="24"/>
+          <w:lang w:eastAsia="ru-RU"/>
+          <w14:ligatures w14:val="none"/>
+        </w:rPr>
+      </w:pPr>
+      <w:hyperlink w:anchor="_top" w:history="1">
+        <w:r>
+          <w:rPr>
+            <w:lang w:eastAsia="ru-RU"/>
+          </w:rPr>
+          <w:pict w14:anchorId="58B25839">
+            <v:rect id="_x0000_i1111" style="width:0;height:1.5pt" o:hrstd="t" o:hr="t" fillcolor="#a0a0a0" stroked="f"/>
+          </w:pict>
+        </w:r>
+      </w:hyperlink>
+    </w:p>
     <w:p/>
+    <w:p>
+      <w:pPr>
+        <w:pStyle w:val="1"/>
+        <w:rPr>
+          <w:b/>
+          <w:bCs/>
+          <w:sz w:val="36"/>
+          <w:szCs w:val="36"/>
+        </w:rPr>
+      </w:pPr>
+      <w:bookmarkStart w:id="1" w:name="_Toc225193082"/>
+      <w:r>
+        <w:rPr>
+          <w:b/>
+          <w:bCs/>
+          <w:sz w:val="36"/>
+          <w:szCs w:val="36"/>
+        </w:rPr>
+        <w:t>2</w:t>
+      </w:r>
+      <w:r>
+        <w:rPr>
+          <w:b/>
+          <w:bCs/>
+          <w:sz w:val="36"/>
+          <w:szCs w:val="36"/>
+        </w:rPr>
+        <w:t xml:space="preserve">. </w:t>
+      </w:r>
+      <w:r>
+        <w:rPr>
+          <w:sz w:val="36"/>
+          <w:szCs w:val="36"/>
+        </w:rPr>
+        <w:t>РЕЗЮМЕ</w:t>
+      </w:r>
+      <w:bookmarkEnd w:id="1"/>
+    </w:p>
+    <w:p>
+      <w:pPr>
+        <w:rPr>
+          <w:sz w:val="28"/>
+          <w:szCs w:val="28"/>
+          <w:lang w:val="en-US"/>
+        </w:rPr>
+      </w:pPr>
+      <w:r>
+        <w:rPr>
+          <w:b/>
+          <w:bCs/>
+          <w:sz w:val="28"/>
+          <w:szCs w:val="28"/>
+        </w:rPr>
+        <w:t>Цели:</w:t>
+      </w:r>
+      <w:r>
+        <w:rPr>
+          <w:sz w:val="28"/>
+          <w:szCs w:val="28"/>
+        </w:rPr>
+        <w:t xml:space="preserve"> </w:t>
+      </w:r>
+      <w:proofErr w:type="spellStart"/>
+      <w:r>
+        <w:rPr>
+          <w:sz w:val="28"/>
+          <w:szCs w:val="28"/>
+        </w:rPr>
+        <w:t>Създаване</w:t>
+      </w:r>
+      <w:proofErr w:type="spellEnd"/>
+      <w:r>
+        <w:rPr>
+          <w:sz w:val="28"/>
+          <w:szCs w:val="28"/>
+        </w:rPr>
+        <w:t xml:space="preserve"> на </w:t>
+      </w:r>
+      <w:proofErr w:type="spellStart"/>
+      <w:r>
+        <w:rPr>
+          <w:sz w:val="28"/>
+          <w:szCs w:val="28"/>
+        </w:rPr>
+        <w:t>софтуерно</w:t>
+      </w:r>
+      <w:proofErr w:type="spellEnd"/>
+      <w:r>
+        <w:rPr>
+          <w:sz w:val="28"/>
+          <w:szCs w:val="28"/>
+        </w:rPr>
+        <w:t xml:space="preserve"> приложение за обучение по математика, </w:t>
+      </w:r>
+      <w:proofErr w:type="spellStart"/>
+      <w:r>
+        <w:rPr>
+          <w:sz w:val="28"/>
+          <w:szCs w:val="28"/>
+        </w:rPr>
+        <w:t>което</w:t>
+      </w:r>
+      <w:proofErr w:type="spellEnd"/>
+      <w:r>
+        <w:rPr>
+          <w:sz w:val="28"/>
+          <w:szCs w:val="28"/>
+        </w:rPr>
+        <w:t xml:space="preserve"> </w:t>
+      </w:r>
+      <w:proofErr w:type="spellStart"/>
+      <w:r>
+        <w:rPr>
+          <w:sz w:val="28"/>
+          <w:szCs w:val="28"/>
+        </w:rPr>
+        <w:t>съчетава</w:t>
+      </w:r>
+      <w:proofErr w:type="spellEnd"/>
+      <w:r>
+        <w:rPr>
+          <w:sz w:val="28"/>
+          <w:szCs w:val="28"/>
+        </w:rPr>
+        <w:t xml:space="preserve"> </w:t>
+      </w:r>
+      <w:proofErr w:type="spellStart"/>
+      <w:r>
+        <w:rPr>
+          <w:sz w:val="28"/>
+          <w:szCs w:val="28"/>
+        </w:rPr>
+        <w:t>теоретични</w:t>
+      </w:r>
+      <w:proofErr w:type="spellEnd"/>
+      <w:r>
+        <w:rPr>
+          <w:sz w:val="28"/>
+          <w:szCs w:val="28"/>
+        </w:rPr>
+        <w:t xml:space="preserve"> знания с практически </w:t>
+      </w:r>
+      <w:proofErr w:type="spellStart"/>
+      <w:r>
+        <w:rPr>
+          <w:sz w:val="28"/>
+          <w:szCs w:val="28"/>
+        </w:rPr>
+        <w:t>тестове</w:t>
+      </w:r>
+      <w:proofErr w:type="spellEnd"/>
+      <w:r>
+        <w:rPr>
+          <w:sz w:val="28"/>
+          <w:szCs w:val="28"/>
+        </w:rPr>
+        <w:t xml:space="preserve">. </w:t>
+      </w:r>
+      <w:proofErr w:type="spellStart"/>
+      <w:r>
+        <w:rPr>
+          <w:sz w:val="28"/>
+          <w:szCs w:val="28"/>
+        </w:rPr>
+        <w:t>Основният</w:t>
+      </w:r>
+      <w:proofErr w:type="spellEnd"/>
+      <w:r>
+        <w:rPr>
+          <w:sz w:val="28"/>
+          <w:szCs w:val="28"/>
+        </w:rPr>
+        <w:t xml:space="preserve"> </w:t>
+      </w:r>
+      <w:proofErr w:type="spellStart"/>
+      <w:r>
+        <w:rPr>
+          <w:sz w:val="28"/>
+          <w:szCs w:val="28"/>
+        </w:rPr>
+        <w:t>работен</w:t>
+      </w:r>
+      <w:proofErr w:type="spellEnd"/>
+      <w:r>
+        <w:rPr>
+          <w:sz w:val="28"/>
+          <w:szCs w:val="28"/>
+        </w:rPr>
+        <w:t xml:space="preserve"> </w:t>
+      </w:r>
+      <w:proofErr w:type="spellStart"/>
+      <w:r>
+        <w:rPr>
+          <w:sz w:val="28"/>
+          <w:szCs w:val="28"/>
+        </w:rPr>
+        <w:t>език</w:t>
+      </w:r>
+      <w:proofErr w:type="spellEnd"/>
+      <w:r>
+        <w:rPr>
+          <w:sz w:val="28"/>
+          <w:szCs w:val="28"/>
+        </w:rPr>
+        <w:t xml:space="preserve"> на </w:t>
+      </w:r>
+      <w:proofErr w:type="spellStart"/>
+      <w:r>
+        <w:rPr>
+          <w:sz w:val="28"/>
+          <w:szCs w:val="28"/>
+        </w:rPr>
+        <w:t>приложението</w:t>
+      </w:r>
+      <w:proofErr w:type="spellEnd"/>
+      <w:r>
+        <w:rPr>
+          <w:sz w:val="28"/>
+          <w:szCs w:val="28"/>
+        </w:rPr>
+        <w:t xml:space="preserve"> е </w:t>
+      </w:r>
+      <w:proofErr w:type="spellStart"/>
+      <w:r>
+        <w:rPr>
+          <w:sz w:val="28"/>
+          <w:szCs w:val="28"/>
+        </w:rPr>
+        <w:t>английски</w:t>
+      </w:r>
+      <w:proofErr w:type="spellEnd"/>
+      <w:r>
+        <w:rPr>
+          <w:sz w:val="28"/>
+          <w:szCs w:val="28"/>
+        </w:rPr>
+        <w:t xml:space="preserve">. </w:t>
+      </w:r>
+      <w:r>
+        <w:rPr>
+          <w:b/>
+          <w:bCs/>
+          <w:sz w:val="28"/>
+          <w:szCs w:val="28"/>
+        </w:rPr>
+        <w:t>Анализ:</w:t>
+      </w:r>
+      <w:r>
+        <w:rPr>
+          <w:sz w:val="28"/>
+          <w:szCs w:val="28"/>
+        </w:rPr>
+        <w:t xml:space="preserve"> </w:t>
+      </w:r>
+      <w:proofErr w:type="spellStart"/>
+      <w:r>
+        <w:rPr>
+          <w:sz w:val="28"/>
+          <w:szCs w:val="28"/>
+        </w:rPr>
+        <w:t>Проектът</w:t>
+      </w:r>
+      <w:proofErr w:type="spellEnd"/>
+      <w:r>
+        <w:rPr>
+          <w:sz w:val="28"/>
+          <w:szCs w:val="28"/>
+        </w:rPr>
+        <w:t xml:space="preserve"> </w:t>
+      </w:r>
+      <w:proofErr w:type="spellStart"/>
+      <w:r>
+        <w:rPr>
+          <w:sz w:val="28"/>
+          <w:szCs w:val="28"/>
+        </w:rPr>
+        <w:t>решава</w:t>
+      </w:r>
+      <w:proofErr w:type="spellEnd"/>
+      <w:r>
+        <w:rPr>
+          <w:sz w:val="28"/>
+          <w:szCs w:val="28"/>
+        </w:rPr>
+        <w:t xml:space="preserve"> </w:t>
+      </w:r>
+      <w:proofErr w:type="spellStart"/>
+      <w:r>
+        <w:rPr>
+          <w:sz w:val="28"/>
+          <w:szCs w:val="28"/>
+        </w:rPr>
+        <w:t>нуждата</w:t>
+      </w:r>
+      <w:proofErr w:type="spellEnd"/>
+      <w:r>
+        <w:rPr>
+          <w:sz w:val="28"/>
+          <w:szCs w:val="28"/>
+        </w:rPr>
+        <w:t xml:space="preserve"> от </w:t>
+      </w:r>
+      <w:proofErr w:type="spellStart"/>
+      <w:r>
+        <w:rPr>
+          <w:sz w:val="28"/>
+          <w:szCs w:val="28"/>
+        </w:rPr>
+        <w:t>автоматизирана</w:t>
+      </w:r>
+      <w:proofErr w:type="spellEnd"/>
+      <w:r>
+        <w:rPr>
+          <w:sz w:val="28"/>
+          <w:szCs w:val="28"/>
+        </w:rPr>
+        <w:t xml:space="preserve"> проверка на </w:t>
+      </w:r>
+      <w:proofErr w:type="spellStart"/>
+      <w:r>
+        <w:rPr>
+          <w:sz w:val="28"/>
+          <w:szCs w:val="28"/>
+        </w:rPr>
+        <w:t>знанията</w:t>
+      </w:r>
+      <w:proofErr w:type="spellEnd"/>
+      <w:r>
+        <w:rPr>
+          <w:sz w:val="28"/>
+          <w:szCs w:val="28"/>
+        </w:rPr>
+        <w:t xml:space="preserve"> и </w:t>
+      </w:r>
+      <w:proofErr w:type="spellStart"/>
+      <w:r>
+        <w:rPr>
+          <w:sz w:val="28"/>
+          <w:szCs w:val="28"/>
+        </w:rPr>
+        <w:t>предоставяне</w:t>
+      </w:r>
+      <w:proofErr w:type="spellEnd"/>
+      <w:r>
+        <w:rPr>
+          <w:sz w:val="28"/>
+          <w:szCs w:val="28"/>
+        </w:rPr>
+        <w:t xml:space="preserve"> на </w:t>
+      </w:r>
+      <w:proofErr w:type="spellStart"/>
+      <w:r>
+        <w:rPr>
+          <w:sz w:val="28"/>
+          <w:szCs w:val="28"/>
+        </w:rPr>
+        <w:t>структуриран</w:t>
+      </w:r>
+      <w:proofErr w:type="spellEnd"/>
+      <w:r>
+        <w:rPr>
+          <w:sz w:val="28"/>
+          <w:szCs w:val="28"/>
+        </w:rPr>
+        <w:t xml:space="preserve"> </w:t>
+      </w:r>
+      <w:proofErr w:type="spellStart"/>
+      <w:r>
+        <w:rPr>
+          <w:sz w:val="28"/>
+          <w:szCs w:val="28"/>
+        </w:rPr>
+        <w:t>учебен</w:t>
+      </w:r>
+      <w:proofErr w:type="spellEnd"/>
+      <w:r>
+        <w:rPr>
+          <w:sz w:val="28"/>
+          <w:szCs w:val="28"/>
+        </w:rPr>
+        <w:t xml:space="preserve"> материал в </w:t>
+      </w:r>
+      <w:proofErr w:type="spellStart"/>
+      <w:r>
+        <w:rPr>
+          <w:sz w:val="28"/>
+          <w:szCs w:val="28"/>
+        </w:rPr>
+        <w:t>конзолна</w:t>
+      </w:r>
+      <w:proofErr w:type="spellEnd"/>
+      <w:r>
+        <w:rPr>
+          <w:sz w:val="28"/>
+          <w:szCs w:val="28"/>
+        </w:rPr>
+        <w:t xml:space="preserve"> среда.</w:t>
+      </w:r>
+    </w:p>
+    <w:p>
+      <w:pPr>
+        <w:rPr>
+          <w:lang w:val="en-US"/>
+        </w:rPr>
+      </w:pPr>
+    </w:p>
+    <w:p>
+      <w:r>
+        <w:rPr>
+          <w:lang w:eastAsia="ru-RU"/>
+        </w:rPr>
+        <w:pict w14:anchorId="3B754D9E">
+          <v:rect id="_x0000_i1112" style="width:0;height:1.5pt" o:hrstd="t" o:hr="t" fillcolor="#a0a0a0" stroked="f"/>
+        </w:pict>
+      </w:r>
+    </w:p>
+    <w:p>
+      <w:pPr>
+        <w:spacing w:after="0" w:line="240" w:lineRule="auto"/>
+        <w:rPr>
+          <w:rFonts w:ascii="Times New Roman" w:eastAsia="Times New Roman" w:hAnsi="Times New Roman" w:cs="Times New Roman"/>
+          <w:kern w:val="0"/>
+          <w:sz w:val="24"/>
+          <w:szCs w:val="24"/>
+          <w:lang w:eastAsia="ru-RU"/>
+          <w14:ligatures w14:val="none"/>
+        </w:rPr>
+      </w:pPr>
+    </w:p>
+    <w:p>
+      <w:pPr>
+        <w:pStyle w:val="1"/>
+        <w:rPr>
+          <w:b/>
+          <w:bCs/>
+          <w:sz w:val="36"/>
+          <w:szCs w:val="36"/>
+          <w:lang w:val="en-US"/>
+        </w:rPr>
+      </w:pPr>
+      <w:bookmarkStart w:id="2" w:name="_Toc225193083"/>
+      <w:r>
+        <w:rPr>
+          <w:b/>
+          <w:bCs/>
+          <w:sz w:val="36"/>
+          <w:szCs w:val="36"/>
+        </w:rPr>
+        <w:t>3</w:t>
+      </w:r>
+      <w:r>
+        <w:rPr>
+          <w:b/>
+          <w:bCs/>
+          <w:sz w:val="36"/>
+          <w:szCs w:val="36"/>
+        </w:rPr>
+        <w:t xml:space="preserve">. </w:t>
+      </w:r>
+      <w:r>
+        <w:rPr>
+          <w:sz w:val="36"/>
+          <w:szCs w:val="36"/>
+        </w:rPr>
+        <w:t>ТЕХНИЧЕСКА РЕАЛИЗАЦИЯ</w:t>
+      </w:r>
+      <w:bookmarkEnd w:id="2"/>
+    </w:p>
+    <w:p>
+      <w:pPr>
+        <w:numPr>
+          <w:ilvl w:val="0"/>
+          <w:numId w:val="3"/>
+        </w:numPr>
+        <w:rPr>
+          <w:sz w:val="28"/>
+          <w:szCs w:val="28"/>
+        </w:rPr>
+      </w:pPr>
+      <w:proofErr w:type="spellStart"/>
+      <w:r>
+        <w:rPr>
+          <w:b/>
+          <w:bCs/>
+          <w:sz w:val="28"/>
+          <w:szCs w:val="28"/>
+        </w:rPr>
+        <w:t>Език</w:t>
+      </w:r>
+      <w:proofErr w:type="spellEnd"/>
+      <w:r>
+        <w:rPr>
+          <w:b/>
+          <w:bCs/>
+          <w:sz w:val="28"/>
+          <w:szCs w:val="28"/>
+        </w:rPr>
+        <w:t xml:space="preserve"> за </w:t>
+      </w:r>
+      <w:proofErr w:type="spellStart"/>
+      <w:r>
+        <w:rPr>
+          <w:b/>
+          <w:bCs/>
+          <w:sz w:val="28"/>
+          <w:szCs w:val="28"/>
+        </w:rPr>
+        <w:t>програмиране</w:t>
+      </w:r>
+      <w:proofErr w:type="spellEnd"/>
+      <w:r>
+        <w:rPr>
+          <w:b/>
+          <w:bCs/>
+          <w:sz w:val="28"/>
+          <w:szCs w:val="28"/>
+        </w:rPr>
+        <w:t>:</w:t>
+      </w:r>
+      <w:r>
+        <w:rPr>
+          <w:sz w:val="28"/>
+          <w:szCs w:val="28"/>
+        </w:rPr>
+        <w:t xml:space="preserve"> C++ (чист код, </w:t>
+      </w:r>
+      <w:proofErr w:type="spellStart"/>
+      <w:r>
+        <w:rPr>
+          <w:sz w:val="28"/>
+          <w:szCs w:val="28"/>
+        </w:rPr>
+        <w:t>спазващ</w:t>
+      </w:r>
+      <w:proofErr w:type="spellEnd"/>
+      <w:r>
+        <w:rPr>
+          <w:sz w:val="28"/>
+          <w:szCs w:val="28"/>
+        </w:rPr>
+        <w:t xml:space="preserve"> </w:t>
+      </w:r>
+      <w:proofErr w:type="spellStart"/>
+      <w:r>
+        <w:rPr>
+          <w:sz w:val="28"/>
+          <w:szCs w:val="28"/>
+        </w:rPr>
+        <w:t>конвенциите</w:t>
+      </w:r>
+      <w:proofErr w:type="spellEnd"/>
+      <w:r>
+        <w:rPr>
+          <w:sz w:val="28"/>
+          <w:szCs w:val="28"/>
+        </w:rPr>
+        <w:t xml:space="preserve"> за </w:t>
+      </w:r>
+      <w:proofErr w:type="spellStart"/>
+      <w:r>
+        <w:rPr>
+          <w:sz w:val="28"/>
+          <w:szCs w:val="28"/>
+        </w:rPr>
+        <w:t>именуване</w:t>
+      </w:r>
+      <w:proofErr w:type="spellEnd"/>
+      <w:r>
+        <w:rPr>
+          <w:sz w:val="28"/>
+          <w:szCs w:val="28"/>
+        </w:rPr>
+        <w:t>).</w:t>
+      </w:r>
+    </w:p>
+    <w:p>
+      <w:pPr>
+        <w:numPr>
+          <w:ilvl w:val="0"/>
+          <w:numId w:val="3"/>
+        </w:numPr>
+        <w:rPr>
+          <w:sz w:val="28"/>
+          <w:szCs w:val="28"/>
+          <w:lang w:val="en-US"/>
+        </w:rPr>
+      </w:pPr>
+      <w:r>
+        <w:rPr>
+          <w:b/>
+          <w:bCs/>
+          <w:sz w:val="28"/>
+          <w:szCs w:val="28"/>
+        </w:rPr>
+        <w:t>Библиотеки</w:t>
+      </w:r>
+      <w:r>
+        <w:rPr>
+          <w:b/>
+          <w:bCs/>
+          <w:sz w:val="28"/>
+          <w:szCs w:val="28"/>
+          <w:lang w:val="en-US"/>
+        </w:rPr>
+        <w:t>:</w:t>
+      </w:r>
+      <w:r>
+        <w:rPr>
+          <w:sz w:val="28"/>
+          <w:szCs w:val="28"/>
+          <w:lang w:val="en-US"/>
+        </w:rPr>
+        <w:t xml:space="preserve"> Standard Template Library (STL) </w:t>
+      </w:r>
+      <w:r>
+        <w:rPr>
+          <w:sz w:val="28"/>
+          <w:szCs w:val="28"/>
+        </w:rPr>
+        <w:t>и</w:t>
+      </w:r>
+      <w:r>
+        <w:rPr>
+          <w:sz w:val="28"/>
+          <w:szCs w:val="28"/>
+          <w:lang w:val="en-US"/>
+        </w:rPr>
+        <w:t xml:space="preserve"> </w:t>
+      </w:r>
+      <w:proofErr w:type="spellStart"/>
+      <w:r>
+        <w:rPr>
+          <w:sz w:val="28"/>
+          <w:szCs w:val="28"/>
+        </w:rPr>
+        <w:t>клас</w:t>
+      </w:r>
+      <w:proofErr w:type="spellEnd"/>
+      <w:r>
+        <w:rPr>
+          <w:sz w:val="28"/>
+          <w:szCs w:val="28"/>
+          <w:lang w:val="en-US"/>
+        </w:rPr>
+        <w:t xml:space="preserve"> string.</w:t>
+      </w:r>
+    </w:p>
+    <w:p>
+      <w:pPr>
+        <w:numPr>
+          <w:ilvl w:val="0"/>
+          <w:numId w:val="3"/>
+        </w:numPr>
+        <w:rPr>
+          <w:sz w:val="28"/>
+          <w:szCs w:val="28"/>
+        </w:rPr>
+      </w:pPr>
+      <w:proofErr w:type="spellStart"/>
+      <w:r>
+        <w:rPr>
+          <w:b/>
+          <w:bCs/>
+          <w:sz w:val="28"/>
+          <w:szCs w:val="28"/>
+        </w:rPr>
+        <w:t>Съхранение</w:t>
+      </w:r>
+      <w:proofErr w:type="spellEnd"/>
+      <w:r>
+        <w:rPr>
+          <w:b/>
+          <w:bCs/>
+          <w:sz w:val="28"/>
+          <w:szCs w:val="28"/>
+        </w:rPr>
+        <w:t xml:space="preserve"> на </w:t>
+      </w:r>
+      <w:proofErr w:type="spellStart"/>
+      <w:r>
+        <w:rPr>
+          <w:b/>
+          <w:bCs/>
+          <w:sz w:val="28"/>
+          <w:szCs w:val="28"/>
+        </w:rPr>
+        <w:t>данни</w:t>
+      </w:r>
+      <w:proofErr w:type="spellEnd"/>
+      <w:r>
+        <w:rPr>
+          <w:b/>
+          <w:bCs/>
+          <w:sz w:val="28"/>
+          <w:szCs w:val="28"/>
+        </w:rPr>
+        <w:t>:</w:t>
+      </w:r>
+      <w:r>
+        <w:rPr>
+          <w:sz w:val="28"/>
+          <w:szCs w:val="28"/>
+        </w:rPr>
+        <w:t xml:space="preserve"> </w:t>
+      </w:r>
+      <w:proofErr w:type="spellStart"/>
+      <w:r>
+        <w:rPr>
+          <w:sz w:val="28"/>
+          <w:szCs w:val="28"/>
+        </w:rPr>
+        <w:t>Файлова</w:t>
+      </w:r>
+      <w:proofErr w:type="spellEnd"/>
+      <w:r>
+        <w:rPr>
+          <w:sz w:val="28"/>
+          <w:szCs w:val="28"/>
+        </w:rPr>
+        <w:t xml:space="preserve"> система за </w:t>
+      </w:r>
+      <w:proofErr w:type="spellStart"/>
+      <w:r>
+        <w:rPr>
+          <w:sz w:val="28"/>
+          <w:szCs w:val="28"/>
+        </w:rPr>
+        <w:t>потребителски</w:t>
+      </w:r>
+      <w:proofErr w:type="spellEnd"/>
+      <w:r>
+        <w:rPr>
+          <w:sz w:val="28"/>
+          <w:szCs w:val="28"/>
+        </w:rPr>
+        <w:t xml:space="preserve"> </w:t>
+      </w:r>
+      <w:proofErr w:type="spellStart"/>
+      <w:r>
+        <w:rPr>
+          <w:sz w:val="28"/>
+          <w:szCs w:val="28"/>
+        </w:rPr>
+        <w:t>акаунти</w:t>
+      </w:r>
+      <w:proofErr w:type="spellEnd"/>
+      <w:r>
+        <w:rPr>
+          <w:sz w:val="28"/>
+          <w:szCs w:val="28"/>
+        </w:rPr>
+        <w:t xml:space="preserve"> и </w:t>
+      </w:r>
+      <w:proofErr w:type="spellStart"/>
+      <w:r>
+        <w:rPr>
+          <w:sz w:val="28"/>
+          <w:szCs w:val="28"/>
+        </w:rPr>
+        <w:t>резултати</w:t>
+      </w:r>
+      <w:proofErr w:type="spellEnd"/>
+      <w:r>
+        <w:rPr>
+          <w:sz w:val="28"/>
+          <w:szCs w:val="28"/>
+        </w:rPr>
+        <w:t>.</w:t>
+      </w:r>
+    </w:p>
+    <w:p>
+      <w:pPr>
+        <w:numPr>
+          <w:ilvl w:val="0"/>
+          <w:numId w:val="3"/>
+        </w:numPr>
+        <w:rPr>
+          <w:sz w:val="28"/>
+          <w:szCs w:val="28"/>
+        </w:rPr>
+      </w:pPr>
+      <w:proofErr w:type="spellStart"/>
+      <w:r>
+        <w:rPr>
+          <w:b/>
+          <w:bCs/>
+          <w:sz w:val="28"/>
+          <w:szCs w:val="28"/>
+        </w:rPr>
+        <w:t>Сигурност</w:t>
+      </w:r>
+      <w:proofErr w:type="spellEnd"/>
+      <w:r>
+        <w:rPr>
+          <w:b/>
+          <w:bCs/>
+          <w:sz w:val="28"/>
+          <w:szCs w:val="28"/>
+        </w:rPr>
+        <w:t>:</w:t>
+      </w:r>
+      <w:r>
+        <w:rPr>
+          <w:sz w:val="28"/>
+          <w:szCs w:val="28"/>
+        </w:rPr>
+        <w:t xml:space="preserve"> </w:t>
+      </w:r>
+      <w:proofErr w:type="spellStart"/>
+      <w:r>
+        <w:rPr>
+          <w:sz w:val="28"/>
+          <w:szCs w:val="28"/>
+        </w:rPr>
+        <w:t>Хеширане</w:t>
+      </w:r>
+      <w:proofErr w:type="spellEnd"/>
+      <w:r>
+        <w:rPr>
+          <w:sz w:val="28"/>
+          <w:szCs w:val="28"/>
+        </w:rPr>
+        <w:t xml:space="preserve"> на </w:t>
+      </w:r>
+      <w:proofErr w:type="spellStart"/>
+      <w:r>
+        <w:rPr>
+          <w:sz w:val="28"/>
+          <w:szCs w:val="28"/>
+        </w:rPr>
+        <w:t>паролите</w:t>
+      </w:r>
+      <w:proofErr w:type="spellEnd"/>
+      <w:r>
+        <w:rPr>
+          <w:sz w:val="28"/>
+          <w:szCs w:val="28"/>
+        </w:rPr>
+        <w:t xml:space="preserve"> на </w:t>
+      </w:r>
+      <w:proofErr w:type="spellStart"/>
+      <w:r>
+        <w:rPr>
+          <w:sz w:val="28"/>
+          <w:szCs w:val="28"/>
+        </w:rPr>
+        <w:t>потребителите</w:t>
+      </w:r>
+      <w:proofErr w:type="spellEnd"/>
+      <w:r>
+        <w:rPr>
+          <w:sz w:val="28"/>
+          <w:szCs w:val="28"/>
+        </w:rPr>
+        <w:t>.</w:t>
+      </w:r>
+    </w:p>
+    <w:p>
+      <w:pPr>
+        <w:numPr>
+          <w:ilvl w:val="0"/>
+          <w:numId w:val="3"/>
+        </w:numPr>
+        <w:rPr>
+          <w:sz w:val="32"/>
+          <w:szCs w:val="32"/>
+        </w:rPr>
+      </w:pPr>
+      <w:r>
+        <w:rPr>
+          <w:b/>
+          <w:bCs/>
+          <w:sz w:val="28"/>
+          <w:szCs w:val="28"/>
+        </w:rPr>
+        <w:t xml:space="preserve">Контрол на </w:t>
+      </w:r>
+      <w:proofErr w:type="spellStart"/>
+      <w:r>
+        <w:rPr>
+          <w:b/>
+          <w:bCs/>
+          <w:sz w:val="28"/>
+          <w:szCs w:val="28"/>
+        </w:rPr>
+        <w:t>версиите</w:t>
+      </w:r>
+      <w:proofErr w:type="spellEnd"/>
+      <w:r>
+        <w:rPr>
+          <w:b/>
+          <w:bCs/>
+          <w:sz w:val="28"/>
+          <w:szCs w:val="28"/>
+        </w:rPr>
+        <w:t>:</w:t>
+      </w:r>
+      <w:r>
+        <w:rPr>
+          <w:sz w:val="28"/>
+          <w:szCs w:val="28"/>
+        </w:rPr>
+        <w:t xml:space="preserve"> </w:t>
+      </w:r>
+      <w:proofErr w:type="spellStart"/>
+      <w:r>
+        <w:rPr>
+          <w:sz w:val="28"/>
+          <w:szCs w:val="28"/>
+        </w:rPr>
+        <w:t>Проектът</w:t>
+      </w:r>
+      <w:proofErr w:type="spellEnd"/>
+      <w:r>
+        <w:rPr>
+          <w:sz w:val="28"/>
+          <w:szCs w:val="28"/>
+        </w:rPr>
+        <w:t xml:space="preserve"> е </w:t>
+      </w:r>
+      <w:proofErr w:type="spellStart"/>
+      <w:r>
+        <w:rPr>
+          <w:sz w:val="28"/>
+          <w:szCs w:val="28"/>
+        </w:rPr>
+        <w:t>публикуван</w:t>
+      </w:r>
+      <w:proofErr w:type="spellEnd"/>
+      <w:r>
+        <w:rPr>
+          <w:sz w:val="28"/>
+          <w:szCs w:val="28"/>
+        </w:rPr>
+        <w:t xml:space="preserve"> в </w:t>
+      </w:r>
+      <w:proofErr w:type="spellStart"/>
+      <w:r>
+        <w:rPr>
+          <w:sz w:val="28"/>
+          <w:szCs w:val="28"/>
+        </w:rPr>
+        <w:t>GitHub</w:t>
+      </w:r>
+      <w:proofErr w:type="spellEnd"/>
+      <w:r>
+        <w:rPr>
+          <w:sz w:val="28"/>
+          <w:szCs w:val="28"/>
+        </w:rPr>
+        <w:t xml:space="preserve"> с </w:t>
+      </w:r>
+      <w:proofErr w:type="spellStart"/>
+      <w:r>
+        <w:rPr>
+          <w:sz w:val="28"/>
+          <w:szCs w:val="28"/>
+        </w:rPr>
+        <w:t>редовни</w:t>
+      </w:r>
+      <w:proofErr w:type="spellEnd"/>
+      <w:r>
+        <w:rPr>
+          <w:sz w:val="28"/>
+          <w:szCs w:val="28"/>
+        </w:rPr>
+        <w:t xml:space="preserve"> </w:t>
+      </w:r>
+      <w:proofErr w:type="spellStart"/>
+      <w:r>
+        <w:rPr>
+          <w:sz w:val="28"/>
+          <w:szCs w:val="28"/>
+        </w:rPr>
+        <w:t>commit</w:t>
+      </w:r>
+      <w:proofErr w:type="spellEnd"/>
+      <w:r>
+        <w:rPr>
+          <w:sz w:val="28"/>
+          <w:szCs w:val="28"/>
+        </w:rPr>
+        <w:t xml:space="preserve">-и от </w:t>
+      </w:r>
+      <w:proofErr w:type="spellStart"/>
+      <w:r>
+        <w:rPr>
+          <w:sz w:val="28"/>
+          <w:szCs w:val="28"/>
+        </w:rPr>
+        <w:t>всички</w:t>
+      </w:r>
+      <w:proofErr w:type="spellEnd"/>
+      <w:r>
+        <w:rPr>
+          <w:sz w:val="28"/>
+          <w:szCs w:val="28"/>
+        </w:rPr>
+        <w:t xml:space="preserve"> </w:t>
+      </w:r>
+      <w:proofErr w:type="spellStart"/>
+      <w:r>
+        <w:rPr>
+          <w:sz w:val="28"/>
+          <w:szCs w:val="28"/>
+        </w:rPr>
+        <w:t>членове</w:t>
+      </w:r>
+      <w:proofErr w:type="spellEnd"/>
+      <w:r>
+        <w:rPr>
+          <w:sz w:val="32"/>
+          <w:szCs w:val="32"/>
+        </w:rPr>
+        <w:t>.</w:t>
+      </w:r>
+    </w:p>
+    <w:p>
+      <w:pPr>
+        <w:numPr>
+          <w:ilvl w:val="0"/>
+          <w:numId w:val="3"/>
+        </w:numPr>
+        <w:rPr>
+          <w:sz w:val="32"/>
+          <w:szCs w:val="32"/>
+        </w:rPr>
+      </w:pPr>
+    </w:p>
+    <w:p>
+      <w:pPr>
+        <w:rPr>
+          <w:lang w:val="en-US"/>
+        </w:rPr>
+      </w:pPr>
+    </w:p>
     <w:sectPr>
       <w:pgSz w:w="11906" w:h="16838"/>
       <w:pgMar w:top="1134" w:right="850" w:bottom="1134" w:left="1701" w:header="708" w:footer="708" w:gutter="0"/>

--- a/Documentation.docx
+++ b/Documentation.docx
@@ -2762,6 +2762,1577 @@
           <w:szCs w:val="32"/>
         </w:rPr>
       </w:pPr>
+    </w:p>
+    <w:p>
+      <w:pPr>
+        <w:pStyle w:val="1"/>
+        <w:rPr>
+          <w:b/>
+          <w:bCs/>
+          <w:sz w:val="36"/>
+          <w:szCs w:val="36"/>
+        </w:rPr>
+      </w:pPr>
+      <w:bookmarkStart w:id="3" w:name="_Toc225193084"/>
+      <w:r>
+        <w:rPr>
+          <w:b/>
+          <w:bCs/>
+          <w:sz w:val="36"/>
+          <w:szCs w:val="36"/>
+        </w:rPr>
+        <w:lastRenderedPageBreak/>
+        <w:t>4</w:t>
+      </w:r>
+      <w:r>
+        <w:rPr>
+          <w:b/>
+          <w:bCs/>
+          <w:sz w:val="36"/>
+          <w:szCs w:val="36"/>
+        </w:rPr>
+        <w:t xml:space="preserve">. </w:t>
+      </w:r>
+      <w:r>
+        <w:rPr>
+          <w:sz w:val="36"/>
+          <w:szCs w:val="36"/>
+        </w:rPr>
+        <w:t>ОПИСАНИЕ НА ПРИЛОЖЕНИЕТО</w:t>
+      </w:r>
+      <w:bookmarkEnd w:id="3"/>
+    </w:p>
+    <w:p>
+      <w:pPr>
+        <w:rPr>
+          <w:sz w:val="28"/>
+          <w:szCs w:val="28"/>
+        </w:rPr>
+      </w:pPr>
+      <w:r>
+        <w:rPr>
+          <w:sz w:val="28"/>
+          <w:szCs w:val="28"/>
+          <w:lang w:val="en-US"/>
+        </w:rPr>
+        <w:t xml:space="preserve">     </w:t>
+      </w:r>
+      <w:proofErr w:type="spellStart"/>
+      <w:r>
+        <w:rPr>
+          <w:sz w:val="28"/>
+          <w:szCs w:val="28"/>
+        </w:rPr>
+        <w:t>Приложението</w:t>
+      </w:r>
+      <w:proofErr w:type="spellEnd"/>
+      <w:r>
+        <w:rPr>
+          <w:sz w:val="28"/>
+          <w:szCs w:val="28"/>
+        </w:rPr>
+        <w:t xml:space="preserve"> </w:t>
+      </w:r>
+      <w:proofErr w:type="spellStart"/>
+      <w:r>
+        <w:rPr>
+          <w:sz w:val="28"/>
+          <w:szCs w:val="28"/>
+        </w:rPr>
+        <w:t>включва</w:t>
+      </w:r>
+      <w:proofErr w:type="spellEnd"/>
+      <w:r>
+        <w:rPr>
+          <w:sz w:val="28"/>
+          <w:szCs w:val="28"/>
+        </w:rPr>
+        <w:t xml:space="preserve"> </w:t>
+      </w:r>
+      <w:proofErr w:type="spellStart"/>
+      <w:r>
+        <w:rPr>
+          <w:sz w:val="28"/>
+          <w:szCs w:val="28"/>
+        </w:rPr>
+        <w:t>следните</w:t>
+      </w:r>
+      <w:proofErr w:type="spellEnd"/>
+      <w:r>
+        <w:rPr>
+          <w:sz w:val="28"/>
+          <w:szCs w:val="28"/>
+        </w:rPr>
+        <w:t xml:space="preserve"> </w:t>
+      </w:r>
+      <w:proofErr w:type="spellStart"/>
+      <w:r>
+        <w:rPr>
+          <w:sz w:val="28"/>
+          <w:szCs w:val="28"/>
+        </w:rPr>
+        <w:t>компоненти</w:t>
+      </w:r>
+      <w:proofErr w:type="spellEnd"/>
+      <w:r>
+        <w:rPr>
+          <w:sz w:val="28"/>
+          <w:szCs w:val="28"/>
+        </w:rPr>
+        <w:t>:</w:t>
+      </w:r>
+    </w:p>
+    <w:p>
+      <w:pPr>
+        <w:numPr>
+          <w:ilvl w:val="0"/>
+          <w:numId w:val="4"/>
+        </w:numPr>
+        <w:rPr>
+          <w:sz w:val="28"/>
+          <w:szCs w:val="28"/>
+        </w:rPr>
+      </w:pPr>
+      <w:r>
+        <w:rPr>
+          <w:b/>
+          <w:bCs/>
+          <w:sz w:val="28"/>
+          <w:szCs w:val="28"/>
+        </w:rPr>
+        <w:t xml:space="preserve">Теоретичен </w:t>
+      </w:r>
+      <w:proofErr w:type="spellStart"/>
+      <w:r>
+        <w:rPr>
+          <w:b/>
+          <w:bCs/>
+          <w:sz w:val="28"/>
+          <w:szCs w:val="28"/>
+        </w:rPr>
+        <w:t>модул</w:t>
+      </w:r>
+      <w:proofErr w:type="spellEnd"/>
+      <w:r>
+        <w:rPr>
+          <w:b/>
+          <w:bCs/>
+          <w:sz w:val="28"/>
+          <w:szCs w:val="28"/>
+        </w:rPr>
+        <w:t>:</w:t>
+      </w:r>
+      <w:r>
+        <w:rPr>
+          <w:sz w:val="28"/>
+          <w:szCs w:val="28"/>
+        </w:rPr>
+        <w:t xml:space="preserve"> </w:t>
+      </w:r>
+      <w:proofErr w:type="spellStart"/>
+      <w:r>
+        <w:rPr>
+          <w:sz w:val="28"/>
+          <w:szCs w:val="28"/>
+        </w:rPr>
+        <w:t>Текстови</w:t>
+      </w:r>
+      <w:proofErr w:type="spellEnd"/>
+      <w:r>
+        <w:rPr>
+          <w:sz w:val="28"/>
+          <w:szCs w:val="28"/>
+        </w:rPr>
+        <w:t xml:space="preserve"> </w:t>
+      </w:r>
+      <w:proofErr w:type="spellStart"/>
+      <w:r>
+        <w:rPr>
+          <w:sz w:val="28"/>
+          <w:szCs w:val="28"/>
+        </w:rPr>
+        <w:t>обяснения</w:t>
+      </w:r>
+      <w:proofErr w:type="spellEnd"/>
+      <w:r>
+        <w:rPr>
+          <w:sz w:val="28"/>
+          <w:szCs w:val="28"/>
+        </w:rPr>
+        <w:t xml:space="preserve"> и </w:t>
+      </w:r>
+      <w:proofErr w:type="spellStart"/>
+      <w:r>
+        <w:rPr>
+          <w:sz w:val="28"/>
+          <w:szCs w:val="28"/>
+        </w:rPr>
+        <w:t>примери</w:t>
+      </w:r>
+      <w:proofErr w:type="spellEnd"/>
+      <w:r>
+        <w:rPr>
+          <w:sz w:val="28"/>
+          <w:szCs w:val="28"/>
+        </w:rPr>
+        <w:t xml:space="preserve"> по математика.</w:t>
+      </w:r>
+    </w:p>
+    <w:p>
+      <w:pPr>
+        <w:numPr>
+          <w:ilvl w:val="0"/>
+          <w:numId w:val="4"/>
+        </w:numPr>
+        <w:rPr>
+          <w:sz w:val="28"/>
+          <w:szCs w:val="28"/>
+        </w:rPr>
+      </w:pPr>
+      <w:r>
+        <w:rPr>
+          <w:b/>
+          <w:bCs/>
+          <w:sz w:val="28"/>
+          <w:szCs w:val="28"/>
+        </w:rPr>
+        <w:t>Упражнения:</w:t>
+      </w:r>
+      <w:r>
+        <w:rPr>
+          <w:sz w:val="28"/>
+          <w:szCs w:val="28"/>
+        </w:rPr>
+        <w:t xml:space="preserve"> Задачи за </w:t>
+      </w:r>
+      <w:proofErr w:type="spellStart"/>
+      <w:r>
+        <w:rPr>
+          <w:sz w:val="28"/>
+          <w:szCs w:val="28"/>
+        </w:rPr>
+        <w:t>домашна</w:t>
+      </w:r>
+      <w:proofErr w:type="spellEnd"/>
+      <w:r>
+        <w:rPr>
+          <w:sz w:val="28"/>
+          <w:szCs w:val="28"/>
+        </w:rPr>
+        <w:t xml:space="preserve"> работа и упражнения в </w:t>
+      </w:r>
+      <w:proofErr w:type="spellStart"/>
+      <w:r>
+        <w:rPr>
+          <w:sz w:val="28"/>
+          <w:szCs w:val="28"/>
+        </w:rPr>
+        <w:t>клас</w:t>
+      </w:r>
+      <w:proofErr w:type="spellEnd"/>
+      <w:r>
+        <w:rPr>
+          <w:sz w:val="28"/>
+          <w:szCs w:val="28"/>
+        </w:rPr>
+        <w:t>.</w:t>
+      </w:r>
+    </w:p>
+    <w:p>
+      <w:pPr>
+        <w:numPr>
+          <w:ilvl w:val="0"/>
+          <w:numId w:val="4"/>
+        </w:numPr>
+        <w:rPr>
+          <w:sz w:val="28"/>
+          <w:szCs w:val="28"/>
+        </w:rPr>
+      </w:pPr>
+      <w:r>
+        <w:rPr>
+          <w:b/>
+          <w:bCs/>
+          <w:sz w:val="28"/>
+          <w:szCs w:val="28"/>
+        </w:rPr>
+        <w:t>Тестова система:</w:t>
+      </w:r>
+      <w:r>
+        <w:rPr>
+          <w:sz w:val="28"/>
+          <w:szCs w:val="28"/>
+        </w:rPr>
+        <w:t xml:space="preserve"> </w:t>
+      </w:r>
+      <w:proofErr w:type="spellStart"/>
+      <w:r>
+        <w:rPr>
+          <w:sz w:val="28"/>
+          <w:szCs w:val="28"/>
+        </w:rPr>
+        <w:t>Генериране</w:t>
+      </w:r>
+      <w:proofErr w:type="spellEnd"/>
+      <w:r>
+        <w:rPr>
+          <w:sz w:val="28"/>
+          <w:szCs w:val="28"/>
+        </w:rPr>
+        <w:t xml:space="preserve"> на тест от 20 </w:t>
+      </w:r>
+      <w:proofErr w:type="spellStart"/>
+      <w:r>
+        <w:rPr>
+          <w:sz w:val="28"/>
+          <w:szCs w:val="28"/>
+        </w:rPr>
+        <w:t>въпроса</w:t>
+      </w:r>
+      <w:proofErr w:type="spellEnd"/>
+      <w:r>
+        <w:rPr>
+          <w:sz w:val="28"/>
+          <w:szCs w:val="28"/>
+        </w:rPr>
+        <w:t xml:space="preserve">, избрани от банка с минимум 30 </w:t>
+      </w:r>
+      <w:proofErr w:type="spellStart"/>
+      <w:r>
+        <w:rPr>
+          <w:sz w:val="28"/>
+          <w:szCs w:val="28"/>
+        </w:rPr>
+        <w:t>въпроса</w:t>
+      </w:r>
+      <w:proofErr w:type="spellEnd"/>
+      <w:r>
+        <w:rPr>
+          <w:sz w:val="28"/>
+          <w:szCs w:val="28"/>
+        </w:rPr>
+        <w:t>.</w:t>
+      </w:r>
+    </w:p>
+    <w:p>
+      <w:pPr>
+        <w:numPr>
+          <w:ilvl w:val="0"/>
+          <w:numId w:val="4"/>
+        </w:numPr>
+        <w:rPr>
+          <w:sz w:val="28"/>
+          <w:szCs w:val="28"/>
+        </w:rPr>
+      </w:pPr>
+      <w:r>
+        <w:rPr>
+          <w:b/>
+          <w:bCs/>
+          <w:sz w:val="28"/>
+          <w:szCs w:val="28"/>
+        </w:rPr>
+        <w:t>Статистика:</w:t>
+      </w:r>
+      <w:r>
+        <w:rPr>
+          <w:sz w:val="28"/>
+          <w:szCs w:val="28"/>
+        </w:rPr>
+        <w:t xml:space="preserve"> </w:t>
+      </w:r>
+      <w:proofErr w:type="spellStart"/>
+      <w:r>
+        <w:rPr>
+          <w:sz w:val="28"/>
+          <w:szCs w:val="28"/>
+        </w:rPr>
+        <w:t>Извеждане</w:t>
+      </w:r>
+      <w:proofErr w:type="spellEnd"/>
+      <w:r>
+        <w:rPr>
+          <w:sz w:val="28"/>
+          <w:szCs w:val="28"/>
+        </w:rPr>
+        <w:t xml:space="preserve"> на </w:t>
+      </w:r>
+      <w:proofErr w:type="spellStart"/>
+      <w:r>
+        <w:rPr>
+          <w:sz w:val="28"/>
+          <w:szCs w:val="28"/>
+        </w:rPr>
+        <w:t>среден</w:t>
+      </w:r>
+      <w:proofErr w:type="spellEnd"/>
+      <w:r>
+        <w:rPr>
+          <w:sz w:val="28"/>
+          <w:szCs w:val="28"/>
+        </w:rPr>
+        <w:t xml:space="preserve"> </w:t>
+      </w:r>
+      <w:proofErr w:type="spellStart"/>
+      <w:r>
+        <w:rPr>
+          <w:sz w:val="28"/>
+          <w:szCs w:val="28"/>
+        </w:rPr>
+        <w:t>резултат</w:t>
+      </w:r>
+      <w:proofErr w:type="spellEnd"/>
+      <w:r>
+        <w:rPr>
+          <w:sz w:val="28"/>
+          <w:szCs w:val="28"/>
+        </w:rPr>
+        <w:t xml:space="preserve"> и най-</w:t>
+      </w:r>
+      <w:proofErr w:type="spellStart"/>
+      <w:r>
+        <w:rPr>
+          <w:sz w:val="28"/>
+          <w:szCs w:val="28"/>
+        </w:rPr>
+        <w:t>високи</w:t>
+      </w:r>
+      <w:proofErr w:type="spellEnd"/>
+      <w:r>
+        <w:rPr>
+          <w:sz w:val="28"/>
+          <w:szCs w:val="28"/>
+        </w:rPr>
+        <w:t>/</w:t>
+      </w:r>
+      <w:proofErr w:type="spellStart"/>
+      <w:r>
+        <w:rPr>
+          <w:sz w:val="28"/>
+          <w:szCs w:val="28"/>
+        </w:rPr>
+        <w:t>ниски</w:t>
+      </w:r>
+      <w:proofErr w:type="spellEnd"/>
+      <w:r>
+        <w:rPr>
+          <w:sz w:val="28"/>
+          <w:szCs w:val="28"/>
+        </w:rPr>
+        <w:t xml:space="preserve"> постижения</w:t>
+      </w:r>
+    </w:p>
+    <w:p>
+      <w:pPr>
+        <w:spacing w:after="0" w:line="240" w:lineRule="auto"/>
+        <w:rPr>
+          <w:rFonts w:ascii="Times New Roman" w:eastAsia="Times New Roman" w:hAnsi="Times New Roman" w:cs="Times New Roman"/>
+          <w:kern w:val="0"/>
+          <w:sz w:val="24"/>
+          <w:szCs w:val="24"/>
+          <w:lang w:eastAsia="ru-RU"/>
+          <w14:ligatures w14:val="none"/>
+        </w:rPr>
+      </w:pPr>
+      <w:r>
+        <w:rPr>
+          <w:lang w:eastAsia="ru-RU"/>
+        </w:rPr>
+        <w:pict w14:anchorId="2CE9E8E5">
+          <v:rect id="_x0000_i1119" style="width:0;height:1.5pt" o:hrstd="t" o:hr="t" fillcolor="#a0a0a0" stroked="f"/>
+        </w:pict>
+      </w:r>
+    </w:p>
+    <w:p>
+      <w:pPr>
+        <w:ind w:left="720"/>
+      </w:pPr>
+    </w:p>
+    <w:p>
+      <w:pPr>
+        <w:pStyle w:val="1"/>
+        <w:rPr>
+          <w:rFonts w:eastAsia="Times New Roman"/>
+          <w:b/>
+          <w:bCs/>
+          <w:sz w:val="36"/>
+          <w:szCs w:val="36"/>
+          <w:lang w:eastAsia="ru-RU"/>
+        </w:rPr>
+      </w:pPr>
+      <w:bookmarkStart w:id="4" w:name="_Toc225193085"/>
+      <w:r>
+        <w:rPr>
+          <w:rFonts w:eastAsia="Times New Roman" w:cstheme="minorHAnsi"/>
+          <w:b/>
+          <w:bCs/>
+          <w:sz w:val="36"/>
+          <w:szCs w:val="36"/>
+          <w:lang w:eastAsia="ru-RU"/>
+        </w:rPr>
+        <w:t>5</w:t>
+      </w:r>
+      <w:r>
+        <w:rPr>
+          <w:rFonts w:eastAsia="Times New Roman"/>
+          <w:b/>
+          <w:bCs/>
+          <w:sz w:val="36"/>
+          <w:szCs w:val="36"/>
+          <w:lang w:eastAsia="ru-RU"/>
+        </w:rPr>
+        <w:t xml:space="preserve">. </w:t>
+      </w:r>
+      <w:r>
+        <w:rPr>
+          <w:rFonts w:eastAsia="Times New Roman"/>
+          <w:sz w:val="36"/>
+          <w:szCs w:val="36"/>
+          <w:lang w:eastAsia="ru-RU"/>
+        </w:rPr>
+        <w:t>МАТЕМАТИЧЕСКА АРГУМЕНТАЦИЯ</w:t>
+      </w:r>
+      <w:bookmarkEnd w:id="4"/>
+    </w:p>
+    <w:p>
+      <w:pPr>
+        <w:pStyle w:val="a4"/>
+        <w:numPr>
+          <w:ilvl w:val="0"/>
+          <w:numId w:val="4"/>
+        </w:numPr>
+        <w:spacing w:before="100" w:beforeAutospacing="1" w:after="100" w:afterAutospacing="1" w:line="240" w:lineRule="auto"/>
+        <w:rPr>
+          <w:rFonts w:eastAsia="Times New Roman" w:cstheme="minorHAnsi"/>
+          <w:kern w:val="0"/>
+          <w:sz w:val="28"/>
+          <w:szCs w:val="28"/>
+          <w:lang w:eastAsia="ru-RU"/>
+          <w14:ligatures w14:val="none"/>
+        </w:rPr>
+      </w:pPr>
+      <w:proofErr w:type="spellStart"/>
+      <w:r>
+        <w:rPr>
+          <w:rFonts w:eastAsia="Times New Roman" w:cstheme="minorHAnsi"/>
+          <w:kern w:val="0"/>
+          <w:sz w:val="28"/>
+          <w:szCs w:val="28"/>
+          <w:lang w:eastAsia="ru-RU"/>
+          <w14:ligatures w14:val="none"/>
+        </w:rPr>
+        <w:t>Броят</w:t>
+      </w:r>
+      <w:proofErr w:type="spellEnd"/>
+      <w:r>
+        <w:rPr>
+          <w:rFonts w:eastAsia="Times New Roman" w:cstheme="minorHAnsi"/>
+          <w:kern w:val="0"/>
+          <w:sz w:val="28"/>
+          <w:szCs w:val="28"/>
+          <w:lang w:eastAsia="ru-RU"/>
+          <w14:ligatures w14:val="none"/>
+        </w:rPr>
+        <w:t xml:space="preserve"> на </w:t>
+      </w:r>
+      <w:proofErr w:type="spellStart"/>
+      <w:r>
+        <w:rPr>
+          <w:rFonts w:eastAsia="Times New Roman" w:cstheme="minorHAnsi"/>
+          <w:kern w:val="0"/>
+          <w:sz w:val="28"/>
+          <w:szCs w:val="28"/>
+          <w:lang w:eastAsia="ru-RU"/>
+          <w14:ligatures w14:val="none"/>
+        </w:rPr>
+        <w:t>възможните</w:t>
+      </w:r>
+      <w:proofErr w:type="spellEnd"/>
+      <w:r>
+        <w:rPr>
+          <w:rFonts w:eastAsia="Times New Roman" w:cstheme="minorHAnsi"/>
+          <w:kern w:val="0"/>
+          <w:sz w:val="28"/>
+          <w:szCs w:val="28"/>
+          <w:lang w:eastAsia="ru-RU"/>
+          <w14:ligatures w14:val="none"/>
+        </w:rPr>
+        <w:t xml:space="preserve"> </w:t>
+      </w:r>
+      <w:proofErr w:type="spellStart"/>
+      <w:r>
+        <w:rPr>
+          <w:rFonts w:eastAsia="Times New Roman" w:cstheme="minorHAnsi"/>
+          <w:kern w:val="0"/>
+          <w:sz w:val="28"/>
+          <w:szCs w:val="28"/>
+          <w:lang w:eastAsia="ru-RU"/>
+          <w14:ligatures w14:val="none"/>
+        </w:rPr>
+        <w:t>варианти</w:t>
+      </w:r>
+      <w:proofErr w:type="spellEnd"/>
+      <w:r>
+        <w:rPr>
+          <w:rFonts w:eastAsia="Times New Roman" w:cstheme="minorHAnsi"/>
+          <w:kern w:val="0"/>
+          <w:sz w:val="28"/>
+          <w:szCs w:val="28"/>
+          <w:lang w:eastAsia="ru-RU"/>
+          <w14:ligatures w14:val="none"/>
+        </w:rPr>
+        <w:t xml:space="preserve"> на тест се </w:t>
+      </w:r>
+      <w:proofErr w:type="spellStart"/>
+      <w:r>
+        <w:rPr>
+          <w:rFonts w:eastAsia="Times New Roman" w:cstheme="minorHAnsi"/>
+          <w:kern w:val="0"/>
+          <w:sz w:val="28"/>
+          <w:szCs w:val="28"/>
+          <w:lang w:eastAsia="ru-RU"/>
+          <w14:ligatures w14:val="none"/>
+        </w:rPr>
+        <w:t>изчислява</w:t>
+      </w:r>
+      <w:proofErr w:type="spellEnd"/>
+      <w:r>
+        <w:rPr>
+          <w:rFonts w:eastAsia="Times New Roman" w:cstheme="minorHAnsi"/>
+          <w:kern w:val="0"/>
+          <w:sz w:val="28"/>
+          <w:szCs w:val="28"/>
+          <w:lang w:eastAsia="ru-RU"/>
+          <w14:ligatures w14:val="none"/>
+        </w:rPr>
+        <w:t xml:space="preserve"> по </w:t>
+      </w:r>
+      <w:proofErr w:type="spellStart"/>
+      <w:r>
+        <w:rPr>
+          <w:rFonts w:eastAsia="Times New Roman" w:cstheme="minorHAnsi"/>
+          <w:kern w:val="0"/>
+          <w:sz w:val="28"/>
+          <w:szCs w:val="28"/>
+          <w:lang w:eastAsia="ru-RU"/>
+          <w14:ligatures w14:val="none"/>
+        </w:rPr>
+        <w:t>формулата</w:t>
+      </w:r>
+      <w:proofErr w:type="spellEnd"/>
+      <w:r>
+        <w:rPr>
+          <w:rFonts w:eastAsia="Times New Roman" w:cstheme="minorHAnsi"/>
+          <w:kern w:val="0"/>
+          <w:sz w:val="28"/>
+          <w:szCs w:val="28"/>
+          <w:lang w:eastAsia="ru-RU"/>
+          <w14:ligatures w14:val="none"/>
+        </w:rPr>
+        <w:t xml:space="preserve"> за комбинации </w:t>
+      </w:r>
+      <w:proofErr w:type="gramStart"/>
+      <w:r>
+        <w:rPr>
+          <w:rFonts w:eastAsia="Times New Roman" w:cstheme="minorHAnsi"/>
+          <w:kern w:val="0"/>
+          <w:sz w:val="28"/>
+          <w:szCs w:val="28"/>
+          <w:lang w:eastAsia="ru-RU"/>
+          <w14:ligatures w14:val="none"/>
+        </w:rPr>
+        <w:t>без повторение</w:t>
+      </w:r>
+      <w:proofErr w:type="gramEnd"/>
+      <w:r>
+        <w:rPr>
+          <w:rFonts w:eastAsia="Times New Roman" w:cstheme="minorHAnsi"/>
+          <w:kern w:val="0"/>
+          <w:sz w:val="28"/>
+          <w:szCs w:val="28"/>
+          <w:lang w:eastAsia="ru-RU"/>
+          <w14:ligatures w14:val="none"/>
+        </w:rPr>
+        <w:t>:</w:t>
+      </w:r>
+    </w:p>
+    <w:p>
+      <w:pPr>
+        <w:spacing w:before="100" w:beforeAutospacing="1" w:after="100" w:afterAutospacing="1" w:line="240" w:lineRule="auto"/>
+        <w:rPr>
+          <w:rFonts w:eastAsia="Times New Roman" w:cstheme="minorHAnsi"/>
+          <w:kern w:val="0"/>
+          <w:sz w:val="28"/>
+          <w:szCs w:val="28"/>
+          <w:lang w:eastAsia="ru-RU"/>
+          <w14:ligatures w14:val="none"/>
+        </w:rPr>
+      </w:pPr>
+      <m:oMathPara>
+        <m:oMath>
+          <m:r>
+            <w:rPr>
+              <w:rFonts w:ascii="Cambria Math" w:eastAsia="Times New Roman" w:hAnsi="Cambria Math" w:cstheme="minorHAnsi"/>
+              <w:kern w:val="0"/>
+              <w:sz w:val="28"/>
+              <w:szCs w:val="28"/>
+              <w:lang w:eastAsia="ru-RU"/>
+              <w14:ligatures w14:val="none"/>
+            </w:rPr>
+            <m:t>С</m:t>
+          </m:r>
+          <m:d>
+            <m:dPr>
+              <m:ctrlPr>
+                <w:rPr>
+                  <w:rFonts w:ascii="Cambria Math" w:eastAsia="Times New Roman" w:hAnsi="Cambria Math" w:cstheme="minorHAnsi"/>
+                  <w:i/>
+                  <w:kern w:val="0"/>
+                  <w:sz w:val="28"/>
+                  <w:szCs w:val="28"/>
+                  <w:lang w:eastAsia="ru-RU"/>
+                  <w14:ligatures w14:val="none"/>
+                </w:rPr>
+              </m:ctrlPr>
+            </m:dPr>
+            <m:e>
+              <m:r>
+                <w:rPr>
+                  <w:rFonts w:ascii="Cambria Math" w:eastAsia="Times New Roman" w:hAnsi="Cambria Math" w:cstheme="minorHAnsi"/>
+                  <w:kern w:val="0"/>
+                  <w:sz w:val="28"/>
+                  <w:szCs w:val="28"/>
+                  <w:lang w:val="en-US" w:eastAsia="ru-RU"/>
+                  <w14:ligatures w14:val="none"/>
+                </w:rPr>
+                <m:t>n</m:t>
+              </m:r>
+              <m:r>
+                <w:rPr>
+                  <w:rFonts w:ascii="Cambria Math" w:eastAsia="Times New Roman" w:hAnsi="Cambria Math" w:cstheme="minorHAnsi"/>
+                  <w:kern w:val="0"/>
+                  <w:sz w:val="28"/>
+                  <w:szCs w:val="28"/>
+                  <w:lang w:eastAsia="ru-RU"/>
+                  <w14:ligatures w14:val="none"/>
+                </w:rPr>
+                <m:t xml:space="preserve">, </m:t>
+              </m:r>
+              <m:r>
+                <w:rPr>
+                  <w:rFonts w:ascii="Cambria Math" w:eastAsia="Times New Roman" w:hAnsi="Cambria Math" w:cstheme="minorHAnsi"/>
+                  <w:kern w:val="0"/>
+                  <w:sz w:val="28"/>
+                  <w:szCs w:val="28"/>
+                  <w:lang w:val="en-US" w:eastAsia="ru-RU"/>
+                  <w14:ligatures w14:val="none"/>
+                </w:rPr>
+                <m:t>k</m:t>
+              </m:r>
+              <m:ctrlPr>
+                <w:rPr>
+                  <w:rFonts w:ascii="Cambria Math" w:eastAsia="Times New Roman" w:hAnsi="Cambria Math" w:cstheme="minorHAnsi"/>
+                  <w:i/>
+                  <w:kern w:val="0"/>
+                  <w:sz w:val="28"/>
+                  <w:szCs w:val="28"/>
+                  <w:lang w:val="en-US" w:eastAsia="ru-RU"/>
+                  <w14:ligatures w14:val="none"/>
+                </w:rPr>
+              </m:ctrlPr>
+            </m:e>
+          </m:d>
+          <m:r>
+            <w:rPr>
+              <w:rFonts w:ascii="Cambria Math" w:eastAsia="Times New Roman" w:hAnsi="Cambria Math" w:cstheme="minorHAnsi"/>
+              <w:kern w:val="0"/>
+              <w:sz w:val="28"/>
+              <w:szCs w:val="28"/>
+              <w:lang w:eastAsia="ru-RU"/>
+              <w14:ligatures w14:val="none"/>
+            </w:rPr>
+            <m:t xml:space="preserve"> </m:t>
+          </m:r>
+          <m:r>
+            <m:rPr>
+              <m:sty m:val="p"/>
+            </m:rPr>
+            <w:rPr>
+              <w:rFonts w:ascii="Cambria Math" w:eastAsia="Times New Roman" w:hAnsi="Cambria Math" w:cstheme="minorHAnsi"/>
+              <w:kern w:val="0"/>
+              <w:sz w:val="28"/>
+              <w:szCs w:val="28"/>
+              <w:lang w:eastAsia="ru-RU"/>
+              <w14:ligatures w14:val="none"/>
+            </w:rPr>
+            <m:t>=</m:t>
+          </m:r>
+          <m:f>
+            <m:fPr>
+              <m:ctrlPr>
+                <w:rPr>
+                  <w:rFonts w:ascii="Cambria Math" w:eastAsia="Times New Roman" w:hAnsi="Cambria Math" w:cstheme="minorHAnsi"/>
+                  <w:kern w:val="0"/>
+                  <w:sz w:val="28"/>
+                  <w:szCs w:val="28"/>
+                  <w:lang w:eastAsia="ru-RU"/>
+                  <w14:ligatures w14:val="none"/>
+                </w:rPr>
+              </m:ctrlPr>
+            </m:fPr>
+            <m:num>
+              <m:r>
+                <m:rPr>
+                  <m:sty m:val="p"/>
+                </m:rPr>
+                <w:rPr>
+                  <w:rFonts w:ascii="Cambria Math" w:eastAsia="Times New Roman" w:hAnsi="Cambria Math" w:cstheme="minorHAnsi"/>
+                  <w:kern w:val="0"/>
+                  <w:sz w:val="28"/>
+                  <w:szCs w:val="28"/>
+                  <w:lang w:eastAsia="ru-RU"/>
+                  <w14:ligatures w14:val="none"/>
+                </w:rPr>
+                <m:t>n</m:t>
+              </m:r>
+              <m:r>
+                <w:rPr>
+                  <w:rFonts w:ascii="Cambria Math" w:eastAsia="Times New Roman" w:hAnsi="Cambria Math" w:cstheme="minorHAnsi"/>
+                  <w:kern w:val="0"/>
+                  <w:sz w:val="28"/>
+                  <w:szCs w:val="28"/>
+                  <w:lang w:eastAsia="ru-RU"/>
+                  <w14:ligatures w14:val="none"/>
+                </w:rPr>
+                <m:t>!</m:t>
+              </m:r>
+            </m:num>
+            <m:den>
+              <m:r>
+                <m:rPr>
+                  <m:sty m:val="p"/>
+                </m:rPr>
+                <w:rPr>
+                  <w:rFonts w:ascii="Cambria Math" w:eastAsia="Times New Roman" w:hAnsi="Cambria Math" w:cstheme="minorHAnsi"/>
+                  <w:kern w:val="0"/>
+                  <w:sz w:val="28"/>
+                  <w:szCs w:val="28"/>
+                  <w:lang w:eastAsia="ru-RU"/>
+                  <w14:ligatures w14:val="none"/>
+                </w:rPr>
+                <m:t>k</m:t>
+              </m:r>
+              <m:r>
+                <w:rPr>
+                  <w:rFonts w:ascii="Cambria Math" w:eastAsia="Times New Roman" w:hAnsi="Cambria Math" w:cstheme="minorHAnsi"/>
+                  <w:kern w:val="0"/>
+                  <w:sz w:val="28"/>
+                  <w:szCs w:val="28"/>
+                  <w:lang w:eastAsia="ru-RU"/>
+                  <w14:ligatures w14:val="none"/>
+                </w:rPr>
+                <m:t>!</m:t>
+              </m:r>
+              <m:d>
+                <m:dPr>
+                  <m:ctrlPr>
+                    <w:rPr>
+                      <w:rFonts w:ascii="Cambria Math" w:eastAsia="Times New Roman" w:hAnsi="Cambria Math" w:cstheme="minorHAnsi"/>
+                      <w:i/>
+                      <w:kern w:val="0"/>
+                      <w:sz w:val="28"/>
+                      <w:szCs w:val="28"/>
+                      <w:lang w:eastAsia="ru-RU"/>
+                      <w14:ligatures w14:val="none"/>
+                    </w:rPr>
+                  </m:ctrlPr>
+                </m:dPr>
+                <m:e>
+                  <m:r>
+                    <w:rPr>
+                      <w:rFonts w:ascii="Cambria Math" w:eastAsia="Times New Roman" w:hAnsi="Cambria Math" w:cstheme="minorHAnsi"/>
+                      <w:kern w:val="0"/>
+                      <w:sz w:val="28"/>
+                      <w:szCs w:val="28"/>
+                      <w:lang w:val="en-US" w:eastAsia="ru-RU"/>
+                      <w14:ligatures w14:val="none"/>
+                    </w:rPr>
+                    <m:t>n</m:t>
+                  </m:r>
+                  <m:r>
+                    <w:rPr>
+                      <w:rFonts w:ascii="Cambria Math" w:eastAsia="Times New Roman" w:hAnsi="Cambria Math" w:cstheme="minorHAnsi"/>
+                      <w:kern w:val="0"/>
+                      <w:sz w:val="28"/>
+                      <w:szCs w:val="28"/>
+                      <w:lang w:eastAsia="ru-RU"/>
+                      <w14:ligatures w14:val="none"/>
+                    </w:rPr>
+                    <m:t>-k</m:t>
+                  </m:r>
+                </m:e>
+              </m:d>
+            </m:den>
+          </m:f>
+        </m:oMath>
+      </m:oMathPara>
+    </w:p>
+    <w:p>
+      <w:pPr>
+        <w:pStyle w:val="a4"/>
+        <w:numPr>
+          <w:ilvl w:val="0"/>
+          <w:numId w:val="4"/>
+        </w:numPr>
+        <w:spacing w:before="100" w:beforeAutospacing="1" w:after="100" w:afterAutospacing="1" w:line="240" w:lineRule="auto"/>
+        <w:rPr>
+          <w:rFonts w:eastAsia="Times New Roman" w:cstheme="minorHAnsi"/>
+          <w:kern w:val="0"/>
+          <w:sz w:val="28"/>
+          <w:szCs w:val="28"/>
+          <w:lang w:eastAsia="ru-RU"/>
+          <w14:ligatures w14:val="none"/>
+        </w:rPr>
+      </w:pPr>
+      <w:proofErr w:type="gramStart"/>
+      <w:r>
+        <w:rPr>
+          <w:rFonts w:eastAsia="Times New Roman" w:cstheme="minorHAnsi"/>
+          <w:kern w:val="0"/>
+          <w:sz w:val="28"/>
+          <w:szCs w:val="28"/>
+          <w:lang w:eastAsia="ru-RU"/>
+          <w14:ligatures w14:val="none"/>
+        </w:rPr>
+        <w:t>При банка</w:t>
+      </w:r>
+      <w:proofErr w:type="gramEnd"/>
+      <w:r>
+        <w:rPr>
+          <w:rFonts w:eastAsia="Times New Roman" w:cstheme="minorHAnsi"/>
+          <w:kern w:val="0"/>
+          <w:sz w:val="28"/>
+          <w:szCs w:val="28"/>
+          <w:lang w:eastAsia="ru-RU"/>
+          <w14:ligatures w14:val="none"/>
+        </w:rPr>
+        <w:t xml:space="preserve"> от 30 </w:t>
+      </w:r>
+      <w:proofErr w:type="spellStart"/>
+      <w:r>
+        <w:rPr>
+          <w:rFonts w:eastAsia="Times New Roman" w:cstheme="minorHAnsi"/>
+          <w:kern w:val="0"/>
+          <w:sz w:val="28"/>
+          <w:szCs w:val="28"/>
+          <w:lang w:eastAsia="ru-RU"/>
+          <w14:ligatures w14:val="none"/>
+        </w:rPr>
+        <w:t>въпроса</w:t>
+      </w:r>
+      <w:proofErr w:type="spellEnd"/>
+      <w:r>
+        <w:rPr>
+          <w:rFonts w:eastAsia="Times New Roman" w:cstheme="minorHAnsi"/>
+          <w:kern w:val="0"/>
+          <w:sz w:val="28"/>
+          <w:szCs w:val="28"/>
+          <w:lang w:eastAsia="ru-RU"/>
+          <w14:ligatures w14:val="none"/>
+        </w:rPr>
+        <w:t xml:space="preserve"> (n</w:t>
+      </w:r>
+      <w:r>
+        <w:rPr>
+          <w:rFonts w:eastAsia="Times New Roman" w:cstheme="minorHAnsi"/>
+          <w:kern w:val="0"/>
+          <w:sz w:val="28"/>
+          <w:szCs w:val="28"/>
+          <w:lang w:eastAsia="ru-RU"/>
+          <w14:ligatures w14:val="none"/>
+        </w:rPr>
+        <w:t xml:space="preserve"> </w:t>
+      </w:r>
+      <w:r>
+        <w:rPr>
+          <w:rFonts w:eastAsia="Times New Roman" w:cstheme="minorHAnsi"/>
+          <w:kern w:val="0"/>
+          <w:sz w:val="28"/>
+          <w:szCs w:val="28"/>
+          <w:lang w:eastAsia="ru-RU"/>
+          <w14:ligatures w14:val="none"/>
+        </w:rPr>
+        <w:t>=</w:t>
+      </w:r>
+      <w:r>
+        <w:rPr>
+          <w:rFonts w:eastAsia="Times New Roman" w:cstheme="minorHAnsi"/>
+          <w:kern w:val="0"/>
+          <w:sz w:val="28"/>
+          <w:szCs w:val="28"/>
+          <w:lang w:eastAsia="ru-RU"/>
+          <w14:ligatures w14:val="none"/>
+        </w:rPr>
+        <w:t xml:space="preserve"> </w:t>
+      </w:r>
+      <w:r>
+        <w:rPr>
+          <w:rFonts w:eastAsia="Times New Roman" w:cstheme="minorHAnsi"/>
+          <w:kern w:val="0"/>
+          <w:sz w:val="28"/>
+          <w:szCs w:val="28"/>
+          <w:lang w:eastAsia="ru-RU"/>
+          <w14:ligatures w14:val="none"/>
+        </w:rPr>
+        <w:t xml:space="preserve">30) и тест от 20 </w:t>
+      </w:r>
+      <w:proofErr w:type="spellStart"/>
+      <w:r>
+        <w:rPr>
+          <w:rFonts w:eastAsia="Times New Roman" w:cstheme="minorHAnsi"/>
+          <w:kern w:val="0"/>
+          <w:sz w:val="28"/>
+          <w:szCs w:val="28"/>
+          <w:lang w:eastAsia="ru-RU"/>
+          <w14:ligatures w14:val="none"/>
+        </w:rPr>
+        <w:t>въпроса</w:t>
+      </w:r>
+      <w:proofErr w:type="spellEnd"/>
+      <w:r>
+        <w:rPr>
+          <w:rFonts w:eastAsia="Times New Roman" w:cstheme="minorHAnsi"/>
+          <w:kern w:val="0"/>
+          <w:sz w:val="28"/>
+          <w:szCs w:val="28"/>
+          <w:lang w:eastAsia="ru-RU"/>
+          <w14:ligatures w14:val="none"/>
+        </w:rPr>
+        <w:t xml:space="preserve"> (k</w:t>
+      </w:r>
+      <w:r>
+        <w:rPr>
+          <w:rFonts w:eastAsia="Times New Roman" w:cstheme="minorHAnsi"/>
+          <w:kern w:val="0"/>
+          <w:sz w:val="28"/>
+          <w:szCs w:val="28"/>
+          <w:lang w:eastAsia="ru-RU"/>
+          <w14:ligatures w14:val="none"/>
+        </w:rPr>
+        <w:t xml:space="preserve"> </w:t>
+      </w:r>
+      <w:r>
+        <w:rPr>
+          <w:rFonts w:eastAsia="Times New Roman" w:cstheme="minorHAnsi"/>
+          <w:kern w:val="0"/>
+          <w:sz w:val="28"/>
+          <w:szCs w:val="28"/>
+          <w:lang w:eastAsia="ru-RU"/>
+          <w14:ligatures w14:val="none"/>
+        </w:rPr>
+        <w:t>=</w:t>
+      </w:r>
+      <w:r>
+        <w:rPr>
+          <w:rFonts w:eastAsia="Times New Roman" w:cstheme="minorHAnsi"/>
+          <w:kern w:val="0"/>
+          <w:sz w:val="28"/>
+          <w:szCs w:val="28"/>
+          <w:lang w:eastAsia="ru-RU"/>
+          <w14:ligatures w14:val="none"/>
+        </w:rPr>
+        <w:t xml:space="preserve"> </w:t>
+      </w:r>
+      <w:r>
+        <w:rPr>
+          <w:rFonts w:eastAsia="Times New Roman" w:cstheme="minorHAnsi"/>
+          <w:kern w:val="0"/>
+          <w:sz w:val="28"/>
+          <w:szCs w:val="28"/>
+          <w:lang w:eastAsia="ru-RU"/>
+          <w14:ligatures w14:val="none"/>
+        </w:rPr>
+        <w:t xml:space="preserve">20), </w:t>
+      </w:r>
+      <w:proofErr w:type="spellStart"/>
+      <w:r>
+        <w:rPr>
+          <w:rFonts w:eastAsia="Times New Roman" w:cstheme="minorHAnsi"/>
+          <w:kern w:val="0"/>
+          <w:sz w:val="28"/>
+          <w:szCs w:val="28"/>
+          <w:lang w:eastAsia="ru-RU"/>
+          <w14:ligatures w14:val="none"/>
+        </w:rPr>
+        <w:t>броят</w:t>
+      </w:r>
+      <w:proofErr w:type="spellEnd"/>
+      <w:r>
+        <w:rPr>
+          <w:rFonts w:eastAsia="Times New Roman" w:cstheme="minorHAnsi"/>
+          <w:kern w:val="0"/>
+          <w:sz w:val="28"/>
+          <w:szCs w:val="28"/>
+          <w:lang w:eastAsia="ru-RU"/>
+          <w14:ligatures w14:val="none"/>
+        </w:rPr>
+        <w:t xml:space="preserve"> на </w:t>
+      </w:r>
+      <w:proofErr w:type="spellStart"/>
+      <w:r>
+        <w:rPr>
+          <w:rFonts w:eastAsia="Times New Roman" w:cstheme="minorHAnsi"/>
+          <w:kern w:val="0"/>
+          <w:sz w:val="28"/>
+          <w:szCs w:val="28"/>
+          <w:lang w:eastAsia="ru-RU"/>
+          <w14:ligatures w14:val="none"/>
+        </w:rPr>
+        <w:t>уникалните</w:t>
+      </w:r>
+      <w:proofErr w:type="spellEnd"/>
+      <w:r>
+        <w:rPr>
+          <w:rFonts w:eastAsia="Times New Roman" w:cstheme="minorHAnsi"/>
+          <w:kern w:val="0"/>
+          <w:sz w:val="28"/>
+          <w:szCs w:val="28"/>
+          <w:lang w:eastAsia="ru-RU"/>
+          <w14:ligatures w14:val="none"/>
+        </w:rPr>
+        <w:t xml:space="preserve"> комбинации е 30,</w:t>
+      </w:r>
+      <w:r>
+        <w:rPr>
+          <w:rFonts w:eastAsia="Times New Roman" w:cstheme="minorHAnsi"/>
+          <w:kern w:val="0"/>
+          <w:sz w:val="28"/>
+          <w:szCs w:val="28"/>
+          <w:lang w:eastAsia="ru-RU"/>
+          <w14:ligatures w14:val="none"/>
+        </w:rPr>
+        <w:t xml:space="preserve"> </w:t>
+      </w:r>
+      <w:r>
+        <w:rPr>
+          <w:rFonts w:eastAsia="Times New Roman" w:cstheme="minorHAnsi"/>
+          <w:kern w:val="0"/>
+          <w:sz w:val="28"/>
+          <w:szCs w:val="28"/>
+          <w:lang w:eastAsia="ru-RU"/>
+          <w14:ligatures w14:val="none"/>
+        </w:rPr>
+        <w:t xml:space="preserve">045,015, </w:t>
+      </w:r>
+      <w:proofErr w:type="spellStart"/>
+      <w:r>
+        <w:rPr>
+          <w:rFonts w:eastAsia="Times New Roman" w:cstheme="minorHAnsi"/>
+          <w:kern w:val="0"/>
+          <w:sz w:val="28"/>
+          <w:szCs w:val="28"/>
+          <w:lang w:eastAsia="ru-RU"/>
+          <w14:ligatures w14:val="none"/>
+        </w:rPr>
+        <w:t>което</w:t>
+      </w:r>
+      <w:proofErr w:type="spellEnd"/>
+      <w:r>
+        <w:rPr>
+          <w:rFonts w:eastAsia="Times New Roman" w:cstheme="minorHAnsi"/>
+          <w:kern w:val="0"/>
+          <w:sz w:val="28"/>
+          <w:szCs w:val="28"/>
+          <w:lang w:eastAsia="ru-RU"/>
+          <w14:ligatures w14:val="none"/>
+        </w:rPr>
+        <w:t xml:space="preserve"> </w:t>
+      </w:r>
+      <w:proofErr w:type="spellStart"/>
+      <w:r>
+        <w:rPr>
+          <w:rFonts w:eastAsia="Times New Roman" w:cstheme="minorHAnsi"/>
+          <w:kern w:val="0"/>
+          <w:sz w:val="28"/>
+          <w:szCs w:val="28"/>
+          <w:lang w:eastAsia="ru-RU"/>
+          <w14:ligatures w14:val="none"/>
+        </w:rPr>
+        <w:t>гарантира</w:t>
+      </w:r>
+      <w:proofErr w:type="spellEnd"/>
+      <w:r>
+        <w:rPr>
+          <w:rFonts w:eastAsia="Times New Roman" w:cstheme="minorHAnsi"/>
+          <w:kern w:val="0"/>
+          <w:sz w:val="28"/>
+          <w:szCs w:val="28"/>
+          <w:lang w:eastAsia="ru-RU"/>
+          <w14:ligatures w14:val="none"/>
+        </w:rPr>
+        <w:t xml:space="preserve"> разнообразие при всяко </w:t>
+      </w:r>
+      <w:proofErr w:type="spellStart"/>
+      <w:r>
+        <w:rPr>
+          <w:rFonts w:eastAsia="Times New Roman" w:cstheme="minorHAnsi"/>
+          <w:kern w:val="0"/>
+          <w:sz w:val="28"/>
+          <w:szCs w:val="28"/>
+          <w:lang w:eastAsia="ru-RU"/>
+          <w14:ligatures w14:val="none"/>
+        </w:rPr>
+        <w:t>стартиране</w:t>
+      </w:r>
+      <w:proofErr w:type="spellEnd"/>
+      <w:r>
+        <w:rPr>
+          <w:rFonts w:eastAsia="Times New Roman" w:cstheme="minorHAnsi"/>
+          <w:kern w:val="0"/>
+          <w:sz w:val="28"/>
+          <w:szCs w:val="28"/>
+          <w:lang w:eastAsia="ru-RU"/>
+          <w14:ligatures w14:val="none"/>
+        </w:rPr>
+        <w:t>.</w:t>
+      </w:r>
+    </w:p>
+    <w:p>
+      <w:pPr>
+        <w:spacing w:after="0" w:line="240" w:lineRule="auto"/>
+        <w:rPr>
+          <w:rFonts w:ascii="Times New Roman" w:eastAsia="Times New Roman" w:hAnsi="Times New Roman" w:cs="Times New Roman"/>
+          <w:kern w:val="0"/>
+          <w:sz w:val="24"/>
+          <w:szCs w:val="24"/>
+          <w:lang w:eastAsia="ru-RU"/>
+          <w14:ligatures w14:val="none"/>
+        </w:rPr>
+      </w:pPr>
+      <w:r>
+        <w:rPr>
+          <w:lang w:eastAsia="ru-RU"/>
+        </w:rPr>
+        <w:pict w14:anchorId="3FFF1396">
+          <v:rect id="_x0000_i1118" style="width:0;height:1.5pt" o:hrstd="t" o:hr="t" fillcolor="#a0a0a0" stroked="f"/>
+        </w:pict>
+      </w:r>
+    </w:p>
+    <w:p>
+      <w:pPr>
+        <w:rPr>
+          <w:b/>
+          <w:bCs/>
+          <w:sz w:val="28"/>
+          <w:szCs w:val="28"/>
+          <w:lang w:val="en-US"/>
+        </w:rPr>
+      </w:pPr>
+    </w:p>
+    <w:p>
+      <w:pPr>
+        <w:pStyle w:val="1"/>
+        <w:rPr>
+          <w:b/>
+          <w:bCs/>
+          <w:sz w:val="36"/>
+          <w:szCs w:val="36"/>
+        </w:rPr>
+      </w:pPr>
+      <w:bookmarkStart w:id="5" w:name="_Toc225193086"/>
+      <w:r>
+        <w:rPr>
+          <w:b/>
+          <w:bCs/>
+          <w:sz w:val="36"/>
+          <w:szCs w:val="36"/>
+        </w:rPr>
+        <w:t>6</w:t>
+      </w:r>
+      <w:r>
+        <w:rPr>
+          <w:b/>
+          <w:bCs/>
+          <w:sz w:val="36"/>
+          <w:szCs w:val="36"/>
+        </w:rPr>
+        <w:t xml:space="preserve">. </w:t>
+      </w:r>
+      <w:r>
+        <w:rPr>
+          <w:sz w:val="36"/>
+          <w:szCs w:val="36"/>
+        </w:rPr>
+        <w:t>ЗАКЛЮЧЕНИЕ</w:t>
+      </w:r>
+      <w:bookmarkEnd w:id="5"/>
+    </w:p>
+    <w:p>
+      <w:pPr>
+        <w:rPr>
+          <w:sz w:val="28"/>
+          <w:szCs w:val="28"/>
+        </w:rPr>
+      </w:pPr>
+      <w:proofErr w:type="spellStart"/>
+      <w:r>
+        <w:rPr>
+          <w:sz w:val="28"/>
+          <w:szCs w:val="28"/>
+        </w:rPr>
+        <w:t>Проектът</w:t>
+      </w:r>
+      <w:proofErr w:type="spellEnd"/>
+      <w:r>
+        <w:rPr>
+          <w:sz w:val="28"/>
+          <w:szCs w:val="28"/>
+        </w:rPr>
+        <w:t xml:space="preserve"> </w:t>
+      </w:r>
+      <w:r>
+        <w:rPr>
+          <w:b/>
+          <w:bCs/>
+          <w:sz w:val="28"/>
+          <w:szCs w:val="28"/>
+          <w:lang w:val="en-US"/>
+        </w:rPr>
+        <w:t>S</w:t>
+      </w:r>
+      <w:proofErr w:type="spellStart"/>
+      <w:r>
+        <w:rPr>
+          <w:b/>
+          <w:bCs/>
+          <w:sz w:val="28"/>
+          <w:szCs w:val="28"/>
+        </w:rPr>
+        <w:t>td-success</w:t>
+      </w:r>
+      <w:proofErr w:type="spellEnd"/>
+      <w:r>
+        <w:rPr>
+          <w:sz w:val="28"/>
+          <w:szCs w:val="28"/>
+        </w:rPr>
+        <w:t xml:space="preserve"> успешно </w:t>
+      </w:r>
+      <w:proofErr w:type="spellStart"/>
+      <w:r>
+        <w:rPr>
+          <w:sz w:val="28"/>
+          <w:szCs w:val="28"/>
+        </w:rPr>
+        <w:t>реализира</w:t>
+      </w:r>
+      <w:proofErr w:type="spellEnd"/>
+      <w:r>
+        <w:rPr>
+          <w:sz w:val="28"/>
+          <w:szCs w:val="28"/>
+        </w:rPr>
+        <w:t xml:space="preserve"> </w:t>
+      </w:r>
+      <w:proofErr w:type="spellStart"/>
+      <w:r>
+        <w:rPr>
+          <w:sz w:val="28"/>
+          <w:szCs w:val="28"/>
+        </w:rPr>
+        <w:t>изискванията</w:t>
+      </w:r>
+      <w:proofErr w:type="spellEnd"/>
+      <w:r>
+        <w:rPr>
+          <w:sz w:val="28"/>
+          <w:szCs w:val="28"/>
+        </w:rPr>
+        <w:t xml:space="preserve"> за </w:t>
+      </w:r>
+      <w:proofErr w:type="spellStart"/>
+      <w:r>
+        <w:rPr>
+          <w:sz w:val="28"/>
+          <w:szCs w:val="28"/>
+        </w:rPr>
+        <w:t>електронно</w:t>
+      </w:r>
+      <w:proofErr w:type="spellEnd"/>
+      <w:r>
+        <w:rPr>
+          <w:sz w:val="28"/>
+          <w:szCs w:val="28"/>
+        </w:rPr>
+        <w:t xml:space="preserve"> училище. </w:t>
+      </w:r>
+      <w:proofErr w:type="spellStart"/>
+      <w:r>
+        <w:rPr>
+          <w:sz w:val="28"/>
+          <w:szCs w:val="28"/>
+        </w:rPr>
+        <w:t>Софтуерът</w:t>
+      </w:r>
+      <w:proofErr w:type="spellEnd"/>
+      <w:r>
+        <w:rPr>
+          <w:sz w:val="28"/>
+          <w:szCs w:val="28"/>
+        </w:rPr>
+        <w:t xml:space="preserve"> е </w:t>
+      </w:r>
+      <w:proofErr w:type="spellStart"/>
+      <w:r>
+        <w:rPr>
+          <w:sz w:val="28"/>
+          <w:szCs w:val="28"/>
+        </w:rPr>
+        <w:t>ефективен</w:t>
+      </w:r>
+      <w:proofErr w:type="spellEnd"/>
+      <w:r>
+        <w:rPr>
+          <w:sz w:val="28"/>
+          <w:szCs w:val="28"/>
+        </w:rPr>
+        <w:t xml:space="preserve">, с ясно </w:t>
+      </w:r>
+      <w:proofErr w:type="spellStart"/>
+      <w:r>
+        <w:rPr>
+          <w:sz w:val="28"/>
+          <w:szCs w:val="28"/>
+        </w:rPr>
+        <w:t>структуриран</w:t>
+      </w:r>
+      <w:proofErr w:type="spellEnd"/>
+      <w:r>
+        <w:rPr>
+          <w:sz w:val="28"/>
+          <w:szCs w:val="28"/>
+        </w:rPr>
+        <w:t xml:space="preserve"> код и функции за </w:t>
+      </w:r>
+      <w:proofErr w:type="spellStart"/>
+      <w:r>
+        <w:rPr>
+          <w:sz w:val="28"/>
+          <w:szCs w:val="28"/>
+        </w:rPr>
+        <w:t>въвеждане</w:t>
+      </w:r>
+      <w:proofErr w:type="spellEnd"/>
+      <w:r>
+        <w:rPr>
+          <w:sz w:val="28"/>
+          <w:szCs w:val="28"/>
+        </w:rPr>
+        <w:t xml:space="preserve"> и обработка на </w:t>
+      </w:r>
+      <w:proofErr w:type="spellStart"/>
+      <w:r>
+        <w:rPr>
+          <w:sz w:val="28"/>
+          <w:szCs w:val="28"/>
+        </w:rPr>
+        <w:t>данни</w:t>
+      </w:r>
+      <w:proofErr w:type="spellEnd"/>
+      <w:r>
+        <w:rPr>
+          <w:sz w:val="28"/>
+          <w:szCs w:val="28"/>
+        </w:rPr>
+        <w:t xml:space="preserve">. </w:t>
+      </w:r>
+      <w:proofErr w:type="spellStart"/>
+      <w:r>
+        <w:rPr>
+          <w:sz w:val="28"/>
+          <w:szCs w:val="28"/>
+        </w:rPr>
+        <w:t>Възможностите</w:t>
+      </w:r>
+      <w:proofErr w:type="spellEnd"/>
+      <w:r>
+        <w:rPr>
+          <w:sz w:val="28"/>
+          <w:szCs w:val="28"/>
+        </w:rPr>
+        <w:t xml:space="preserve"> за </w:t>
+      </w:r>
+      <w:proofErr w:type="spellStart"/>
+      <w:r>
+        <w:rPr>
+          <w:sz w:val="28"/>
+          <w:szCs w:val="28"/>
+        </w:rPr>
+        <w:t>бъдещо</w:t>
+      </w:r>
+      <w:proofErr w:type="spellEnd"/>
+      <w:r>
+        <w:rPr>
+          <w:sz w:val="28"/>
+          <w:szCs w:val="28"/>
+        </w:rPr>
+        <w:t xml:space="preserve"> развитие </w:t>
+      </w:r>
+      <w:proofErr w:type="spellStart"/>
+      <w:r>
+        <w:rPr>
+          <w:sz w:val="28"/>
+          <w:szCs w:val="28"/>
+        </w:rPr>
+        <w:t>включват</w:t>
+      </w:r>
+      <w:proofErr w:type="spellEnd"/>
+      <w:r>
+        <w:rPr>
+          <w:sz w:val="28"/>
+          <w:szCs w:val="28"/>
+        </w:rPr>
+        <w:t xml:space="preserve"> </w:t>
+      </w:r>
+      <w:proofErr w:type="spellStart"/>
+      <w:r>
+        <w:rPr>
+          <w:sz w:val="28"/>
+          <w:szCs w:val="28"/>
+        </w:rPr>
+        <w:t>добавяне</w:t>
+      </w:r>
+      <w:proofErr w:type="spellEnd"/>
+      <w:r>
+        <w:rPr>
+          <w:sz w:val="28"/>
+          <w:szCs w:val="28"/>
+        </w:rPr>
+        <w:t xml:space="preserve"> на графична библиотека за </w:t>
+      </w:r>
+      <w:proofErr w:type="spellStart"/>
+      <w:r>
+        <w:rPr>
+          <w:sz w:val="28"/>
+          <w:szCs w:val="28"/>
+        </w:rPr>
+        <w:t>чертане</w:t>
+      </w:r>
+      <w:proofErr w:type="spellEnd"/>
+      <w:r>
+        <w:rPr>
+          <w:sz w:val="28"/>
+          <w:szCs w:val="28"/>
+        </w:rPr>
+        <w:t xml:space="preserve"> на функции</w:t>
+      </w:r>
+      <w:r>
+        <w:rPr>
+          <w:sz w:val="28"/>
+          <w:szCs w:val="28"/>
+        </w:rPr>
+        <w:t>.</w:t>
+      </w:r>
     </w:p>
     <w:p>
       <w:pPr>

--- a/Documentation.docx
+++ b/Documentation.docx
@@ -117,39 +117,7 @@
           <w:sz w:val="16"/>
           <w:szCs w:val="16"/>
         </w:rPr>
-        <w:t xml:space="preserve">б у </w:t>
-      </w:r>
-      <w:proofErr w:type="gramStart"/>
-      <w:r>
-        <w:rPr>
-          <w:sz w:val="16"/>
-          <w:szCs w:val="16"/>
-        </w:rPr>
-        <w:t>л .</w:t>
-      </w:r>
-      <w:proofErr w:type="gramEnd"/>
-      <w:r>
-        <w:rPr>
-          <w:sz w:val="16"/>
-          <w:szCs w:val="16"/>
-        </w:rPr>
-        <w:t xml:space="preserve"> " З а х а р и С т о я н о в </w:t>
-      </w:r>
-      <w:proofErr w:type="gramStart"/>
-      <w:r>
-        <w:rPr>
-          <w:sz w:val="16"/>
-          <w:szCs w:val="16"/>
-        </w:rPr>
-        <w:t>" ,</w:t>
-      </w:r>
-      <w:proofErr w:type="gramEnd"/>
-      <w:r>
-        <w:rPr>
-          <w:sz w:val="16"/>
-          <w:szCs w:val="16"/>
-        </w:rPr>
-        <w:t xml:space="preserve"> ж к М е д е н р у д н и к , 8 0 0 9 Б у р г а с , o f </w:t>
+        <w:t xml:space="preserve">б у л . " З а х а р и С т о я н о в " , ж к М е д е н р у д н и к , 8 0 0 9 Б у р г а с , o f </w:t>
       </w:r>
       <w:proofErr w:type="spellStart"/>
       <w:r>
@@ -336,7 +304,25 @@
           <w:sz w:val="40"/>
           <w:szCs w:val="40"/>
         </w:rPr>
-        <w:t>ЕЛЕКТРОННО УЧИЛОЩЕ ПО МАТЕМАТИКА</w:t>
+        <w:t>ЕЛЕКТРОННО УЧИЛ</w:t>
+      </w:r>
+      <w:r>
+        <w:rPr>
+          <w:b/>
+          <w:bCs/>
+          <w:sz w:val="40"/>
+          <w:szCs w:val="40"/>
+        </w:rPr>
+        <w:t>И</w:t>
+      </w:r>
+      <w:r>
+        <w:rPr>
+          <w:b/>
+          <w:bCs/>
+          <w:sz w:val="40"/>
+          <w:szCs w:val="40"/>
+        </w:rPr>
+        <w:t>ЩЕ ПО МАТЕМАТИКА</w:t>
       </w:r>
     </w:p>
     <w:p>
@@ -3429,31 +3415,7 @@
           <w:lang w:eastAsia="ru-RU"/>
           <w14:ligatures w14:val="none"/>
         </w:rPr>
-        <w:t xml:space="preserve"> за комбинации </w:t>
-      </w:r>
-      <w:proofErr w:type="gramStart"/>
-      <w:r>
-        <w:rPr>
-          <w:rFonts w:eastAsia="Times New Roman" w:cstheme="minorHAnsi"/>
-          <w:kern w:val="0"/>
-          <w:sz w:val="28"/>
-          <w:szCs w:val="28"/>
-          <w:lang w:eastAsia="ru-RU"/>
-          <w14:ligatures w14:val="none"/>
-        </w:rPr>
-        <w:t>без повторение</w:t>
-      </w:r>
-      <w:proofErr w:type="gramEnd"/>
-      <w:r>
-        <w:rPr>
-          <w:rFonts w:eastAsia="Times New Roman" w:cstheme="minorHAnsi"/>
-          <w:kern w:val="0"/>
-          <w:sz w:val="28"/>
-          <w:szCs w:val="28"/>
-          <w:lang w:eastAsia="ru-RU"/>
-          <w14:ligatures w14:val="none"/>
-        </w:rPr>
-        <w:t>:</w:t>
+        <w:t xml:space="preserve"> за комбинации без повторение:</w:t>
       </w:r>
     </w:p>
     <w:p>
@@ -3694,7 +3656,6 @@
           <w14:ligatures w14:val="none"/>
         </w:rPr>
       </w:pPr>
-      <w:proofErr w:type="gramStart"/>
       <w:r>
         <w:rPr>
           <w:rFonts w:eastAsia="Times New Roman" w:cstheme="minorHAnsi"/>
@@ -3704,19 +3665,7 @@
           <w:lang w:eastAsia="ru-RU"/>
           <w14:ligatures w14:val="none"/>
         </w:rPr>
-        <w:t>При банка</w:t>
-      </w:r>
-      <w:proofErr w:type="gramEnd"/>
-      <w:r>
-        <w:rPr>
-          <w:rFonts w:eastAsia="Times New Roman" w:cstheme="minorHAnsi"/>
-          <w:kern w:val="0"/>
-          <w:sz w:val="28"/>
-          <w:szCs w:val="28"/>
-          <w:lang w:eastAsia="ru-RU"/>
-          <w14:ligatures w14:val="none"/>
-        </w:rPr>
-        <w:t xml:space="preserve"> от 30 </w:t>
+        <w:t xml:space="preserve">При банка от 30 </w:t>
       </w:r>
       <w:proofErr w:type="spellStart"/>
       <w:r>
